--- a/BystrovMD_CR_1.docx
+++ b/BystrovMD_CR_1.docx
@@ -4,21 +4,1073 @@
   <w:body>
     <w:p>
       <w:pPr>
-        <w:numPr>
-          <w:ilvl w:val="0"/>
-          <w:numId w:val="7"/>
-        </w:numPr>
-        <w:spacing w:before="100" w:beforeAutospacing="1" w:after="100" w:afterAutospacing="1" w:line="240" w:lineRule="auto"/>
+        <w:spacing w:after="0"/>
+        <w:ind w:left="10" w:right="14" w:hanging="10"/>
+        <w:jc w:val="center"/>
+        <w:rPr>
+          <w:rFonts w:ascii="Times New Roman" w:hAnsi="Times New Roman" w:cs="Times New Roman"/>
+        </w:rPr>
+      </w:pPr>
+      <w:r>
+        <w:rPr>
+          <w:rFonts w:ascii="Times New Roman" w:hAnsi="Times New Roman" w:cs="Times New Roman"/>
+        </w:rPr>
+        <w:t xml:space="preserve">МИНИСТЕРСТВО НАУКИ И ВЫСШЕГО ОБРАЗОВАНИЯ  </w:t>
+      </w:r>
+    </w:p>
+    <w:p>
+      <w:pPr>
+        <w:spacing w:after="0"/>
+        <w:ind w:left="10" w:right="14" w:hanging="10"/>
+        <w:jc w:val="center"/>
+        <w:rPr>
+          <w:rFonts w:ascii="Times New Roman" w:hAnsi="Times New Roman" w:cs="Times New Roman"/>
+        </w:rPr>
+      </w:pPr>
+      <w:r>
+        <w:rPr>
+          <w:rFonts w:ascii="Times New Roman" w:hAnsi="Times New Roman" w:cs="Times New Roman"/>
+        </w:rPr>
+        <w:t>РОССИЙСКОЙ ФЕДЕРАЦИИ</w:t>
+      </w:r>
+    </w:p>
+    <w:p>
+      <w:pPr>
+        <w:spacing w:after="50"/>
+        <w:ind w:left="1172" w:right="1089" w:hanging="10"/>
+        <w:jc w:val="center"/>
+        <w:rPr>
+          <w:rFonts w:ascii="Times New Roman" w:hAnsi="Times New Roman" w:cs="Times New Roman"/>
+        </w:rPr>
+      </w:pPr>
+      <w:r>
+        <w:rPr>
+          <w:rFonts w:ascii="Times New Roman" w:hAnsi="Times New Roman" w:cs="Times New Roman"/>
+        </w:rPr>
+        <w:t xml:space="preserve">Федеральное государственное </w:t>
+      </w:r>
+      <w:r>
+        <w:rPr>
+          <w:rFonts w:ascii="Times New Roman" w:hAnsi="Times New Roman" w:cs="Times New Roman"/>
+        </w:rPr>
+        <w:t>автономное образовательное</w:t>
+      </w:r>
+      <w:r>
+        <w:rPr>
+          <w:rFonts w:ascii="Times New Roman" w:hAnsi="Times New Roman" w:cs="Times New Roman"/>
+        </w:rPr>
+        <w:t xml:space="preserve"> учреждение высшего образования</w:t>
+      </w:r>
+    </w:p>
+    <w:p>
+      <w:pPr>
+        <w:spacing w:after="3"/>
+        <w:ind w:left="10" w:right="14" w:hanging="10"/>
+        <w:jc w:val="center"/>
+        <w:rPr>
+          <w:rFonts w:ascii="Times New Roman" w:hAnsi="Times New Roman" w:cs="Times New Roman"/>
+        </w:rPr>
+      </w:pPr>
+      <w:r>
+        <w:rPr>
+          <w:rFonts w:ascii="Times New Roman" w:hAnsi="Times New Roman" w:cs="Times New Roman"/>
+        </w:rPr>
+        <w:t xml:space="preserve">САНКТ-ПЕТЕРБУРГСКИЙ ГОСУДАРСТВЕННЫЙ УНИВЕРСИТЕТ  </w:t>
+      </w:r>
+    </w:p>
+    <w:p>
+      <w:pPr>
+        <w:spacing w:after="80"/>
+        <w:ind w:left="1172" w:right="1176" w:hanging="10"/>
+        <w:jc w:val="center"/>
+        <w:rPr>
+          <w:rFonts w:ascii="Times New Roman" w:hAnsi="Times New Roman" w:cs="Times New Roman"/>
+        </w:rPr>
+      </w:pPr>
+      <w:r>
+        <w:rPr>
+          <w:rFonts w:ascii="Times New Roman" w:hAnsi="Times New Roman" w:cs="Times New Roman"/>
+        </w:rPr>
+        <w:t>АЭРОКОСМИЧЕСКОГО ПРИБОРОСТРОЕНИЯ</w:t>
+      </w:r>
+    </w:p>
+    <w:p>
+      <w:pPr>
+        <w:spacing w:after="94"/>
+        <w:ind w:right="14"/>
+        <w:jc w:val="center"/>
+        <w:rPr>
+          <w:rFonts w:ascii="Times New Roman" w:hAnsi="Times New Roman" w:cs="Times New Roman"/>
+        </w:rPr>
+      </w:pPr>
+      <w:r>
+        <w:rPr>
+          <w:rFonts w:ascii="Times New Roman" w:hAnsi="Times New Roman" w:cs="Times New Roman"/>
+        </w:rPr>
+        <w:t>ИНСТИТУТ НЕПРЕРЫВНОГО И ДИСТАНЦИОННОГО ОБРАЗОВАНИЯ</w:t>
+      </w:r>
+    </w:p>
+    <w:p>
+      <w:pPr>
+        <w:widowControl w:val="0"/>
+        <w:autoSpaceDE w:val="0"/>
+        <w:autoSpaceDN w:val="0"/>
+        <w:adjustRightInd w:val="0"/>
+        <w:spacing w:before="480"/>
+        <w:jc w:val="center"/>
+        <w:rPr>
+          <w:rFonts w:ascii="Times New Roman" w:hAnsi="Times New Roman" w:cs="Times New Roman"/>
+        </w:rPr>
+      </w:pPr>
+      <w:r>
         <w:rPr>
           <w:rFonts w:ascii="Times New Roman" w:eastAsia="Times New Roman" w:hAnsi="Times New Roman" w:cs="Times New Roman"/>
-          <w:sz w:val="24"/>
-          <w:szCs w:val="24"/>
-          <w:lang w:eastAsia="ru-RU"/>
-        </w:rPr>
-      </w:pPr>
-    </w:p>
-    <w:p>
-      <w:pPr>
+        </w:rPr>
+        <w:t>КАФЕДРА БИЗНЕС-ИНФОРМАТИКИ И МЕНЕДЖМЕНТА</w:t>
+      </w:r>
+    </w:p>
+    <w:p>
+      <w:pPr>
+        <w:widowControl w:val="0"/>
+        <w:autoSpaceDE w:val="0"/>
+        <w:autoSpaceDN w:val="0"/>
+        <w:adjustRightInd w:val="0"/>
+        <w:spacing w:before="1200"/>
+        <w:rPr>
+          <w:rFonts w:ascii="Times New Roman" w:hAnsi="Times New Roman" w:cs="Times New Roman"/>
+        </w:rPr>
+      </w:pPr>
+      <w:r>
+        <w:rPr>
+          <w:rFonts w:ascii="Times New Roman" w:hAnsi="Times New Roman" w:cs="Times New Roman"/>
+        </w:rPr>
+        <w:t xml:space="preserve">ОТЧЕТ </w:t>
+      </w:r>
+      <w:r>
+        <w:rPr>
+          <w:rFonts w:ascii="Times New Roman" w:hAnsi="Times New Roman" w:cs="Times New Roman"/>
+        </w:rPr>
+        <w:br/>
+        <w:t>ЗАЩИЩЕН С ОЦЕНКОЙ</w:t>
+      </w:r>
+    </w:p>
+    <w:p>
+      <w:pPr>
+        <w:widowControl w:val="0"/>
+        <w:autoSpaceDE w:val="0"/>
+        <w:autoSpaceDN w:val="0"/>
+        <w:adjustRightInd w:val="0"/>
+        <w:spacing w:before="120" w:line="360" w:lineRule="auto"/>
+        <w:rPr>
+          <w:rFonts w:ascii="Times New Roman" w:hAnsi="Times New Roman" w:cs="Times New Roman"/>
+        </w:rPr>
+      </w:pPr>
+      <w:r>
+        <w:rPr>
+          <w:rFonts w:ascii="Times New Roman" w:hAnsi="Times New Roman" w:cs="Times New Roman"/>
+        </w:rPr>
+        <w:t>ПРЕПОДАВАТЕЛЬ</w:t>
+      </w:r>
+    </w:p>
+    <w:tbl>
+      <w:tblPr>
+        <w:tblW w:w="9639" w:type="dxa"/>
+        <w:tblInd w:w="108" w:type="dxa"/>
+        <w:tblBorders>
+          <w:top w:val="single" w:sz="4" w:space="0" w:color="auto"/>
+          <w:left w:val="single" w:sz="4" w:space="0" w:color="auto"/>
+          <w:bottom w:val="single" w:sz="4" w:space="0" w:color="auto"/>
+          <w:right w:val="single" w:sz="4" w:space="0" w:color="auto"/>
+          <w:insideH w:val="single" w:sz="4" w:space="0" w:color="auto"/>
+          <w:insideV w:val="single" w:sz="4" w:space="0" w:color="auto"/>
+        </w:tblBorders>
+        <w:tblLook w:val="0000" w:firstRow="0" w:lastRow="0" w:firstColumn="0" w:lastColumn="0" w:noHBand="0" w:noVBand="0"/>
+      </w:tblPr>
+      <w:tblGrid>
+        <w:gridCol w:w="3243"/>
+        <w:gridCol w:w="284"/>
+        <w:gridCol w:w="2821"/>
+        <w:gridCol w:w="277"/>
+        <w:gridCol w:w="3014"/>
+      </w:tblGrid>
+      <w:tr>
+        <w:tc>
+          <w:tcPr>
+            <w:tcW w:w="3260" w:type="dxa"/>
+            <w:tcBorders>
+              <w:top w:val="nil"/>
+              <w:left w:val="nil"/>
+              <w:right w:val="nil"/>
+            </w:tcBorders>
+            <w:vAlign w:val="center"/>
+          </w:tcPr>
+          <w:p>
+            <w:pPr>
+              <w:widowControl w:val="0"/>
+              <w:autoSpaceDE w:val="0"/>
+              <w:autoSpaceDN w:val="0"/>
+              <w:adjustRightInd w:val="0"/>
+              <w:jc w:val="center"/>
+              <w:rPr>
+                <w:rFonts w:ascii="Times New Roman" w:hAnsi="Times New Roman" w:cs="Times New Roman"/>
+              </w:rPr>
+            </w:pPr>
+            <w:r>
+              <w:rPr>
+                <w:rFonts w:ascii="Times New Roman" w:hAnsi="Times New Roman" w:cs="Times New Roman"/>
+              </w:rPr>
+              <w:t>доц., канд. экон. наук, доц.</w:t>
+            </w:r>
+          </w:p>
+        </w:tc>
+        <w:tc>
+          <w:tcPr>
+            <w:tcW w:w="284" w:type="dxa"/>
+            <w:tcBorders>
+              <w:top w:val="nil"/>
+              <w:left w:val="nil"/>
+              <w:bottom w:val="nil"/>
+              <w:right w:val="nil"/>
+            </w:tcBorders>
+            <w:vAlign w:val="center"/>
+          </w:tcPr>
+          <w:p>
+            <w:pPr>
+              <w:widowControl w:val="0"/>
+              <w:autoSpaceDE w:val="0"/>
+              <w:autoSpaceDN w:val="0"/>
+              <w:adjustRightInd w:val="0"/>
+              <w:spacing w:before="120"/>
+              <w:jc w:val="center"/>
+              <w:rPr>
+                <w:rFonts w:ascii="Times New Roman" w:hAnsi="Times New Roman" w:cs="Times New Roman"/>
+              </w:rPr>
+            </w:pPr>
+          </w:p>
+        </w:tc>
+        <w:tc>
+          <w:tcPr>
+            <w:tcW w:w="2835" w:type="dxa"/>
+            <w:tcBorders>
+              <w:top w:val="nil"/>
+              <w:left w:val="nil"/>
+              <w:right w:val="nil"/>
+            </w:tcBorders>
+            <w:vAlign w:val="center"/>
+          </w:tcPr>
+          <w:p>
+            <w:pPr>
+              <w:widowControl w:val="0"/>
+              <w:autoSpaceDE w:val="0"/>
+              <w:autoSpaceDN w:val="0"/>
+              <w:adjustRightInd w:val="0"/>
+              <w:spacing w:before="120"/>
+              <w:jc w:val="center"/>
+              <w:rPr>
+                <w:rFonts w:ascii="Times New Roman" w:hAnsi="Times New Roman" w:cs="Times New Roman"/>
+              </w:rPr>
+            </w:pPr>
+          </w:p>
+        </w:tc>
+        <w:tc>
+          <w:tcPr>
+            <w:tcW w:w="277" w:type="dxa"/>
+            <w:tcBorders>
+              <w:top w:val="nil"/>
+              <w:left w:val="nil"/>
+              <w:bottom w:val="nil"/>
+              <w:right w:val="nil"/>
+            </w:tcBorders>
+            <w:vAlign w:val="center"/>
+          </w:tcPr>
+          <w:p>
+            <w:pPr>
+              <w:widowControl w:val="0"/>
+              <w:autoSpaceDE w:val="0"/>
+              <w:autoSpaceDN w:val="0"/>
+              <w:adjustRightInd w:val="0"/>
+              <w:spacing w:before="120"/>
+              <w:jc w:val="center"/>
+              <w:rPr>
+                <w:rFonts w:ascii="Times New Roman" w:hAnsi="Times New Roman" w:cs="Times New Roman"/>
+              </w:rPr>
+            </w:pPr>
+          </w:p>
+        </w:tc>
+        <w:tc>
+          <w:tcPr>
+            <w:tcW w:w="3028" w:type="dxa"/>
+            <w:tcBorders>
+              <w:top w:val="nil"/>
+              <w:left w:val="nil"/>
+              <w:right w:val="nil"/>
+            </w:tcBorders>
+            <w:vAlign w:val="center"/>
+          </w:tcPr>
+          <w:p>
+            <w:pPr>
+              <w:widowControl w:val="0"/>
+              <w:autoSpaceDE w:val="0"/>
+              <w:autoSpaceDN w:val="0"/>
+              <w:adjustRightInd w:val="0"/>
+              <w:spacing w:before="120"/>
+              <w:jc w:val="center"/>
+              <w:rPr>
+                <w:rFonts w:ascii="Times New Roman" w:hAnsi="Times New Roman" w:cs="Times New Roman"/>
+              </w:rPr>
+            </w:pPr>
+            <w:r>
+              <w:rPr>
+                <w:rFonts w:ascii="Times New Roman" w:hAnsi="Times New Roman" w:cs="Times New Roman"/>
+              </w:rPr>
+              <w:t>О.Л. Соколова</w:t>
+            </w:r>
+          </w:p>
+        </w:tc>
+      </w:tr>
+      <w:tr>
+        <w:tblPrEx>
+          <w:tblBorders>
+            <w:top w:val="none" w:sz="0" w:space="0" w:color="auto"/>
+            <w:left w:val="none" w:sz="0" w:space="0" w:color="auto"/>
+            <w:bottom w:val="none" w:sz="0" w:space="0" w:color="auto"/>
+            <w:right w:val="none" w:sz="0" w:space="0" w:color="auto"/>
+            <w:insideH w:val="none" w:sz="0" w:space="0" w:color="auto"/>
+            <w:insideV w:val="none" w:sz="0" w:space="0" w:color="auto"/>
+          </w:tblBorders>
+        </w:tblPrEx>
+        <w:tc>
+          <w:tcPr>
+            <w:tcW w:w="3260" w:type="dxa"/>
+            <w:tcBorders>
+              <w:top w:val="nil"/>
+              <w:left w:val="nil"/>
+              <w:bottom w:val="nil"/>
+              <w:right w:val="nil"/>
+            </w:tcBorders>
+            <w:vAlign w:val="center"/>
+          </w:tcPr>
+          <w:p>
+            <w:pPr>
+              <w:widowControl w:val="0"/>
+              <w:autoSpaceDE w:val="0"/>
+              <w:autoSpaceDN w:val="0"/>
+              <w:adjustRightInd w:val="0"/>
+              <w:spacing w:line="180" w:lineRule="exact"/>
+              <w:jc w:val="center"/>
+              <w:rPr>
+                <w:rFonts w:ascii="Times New Roman" w:hAnsi="Times New Roman" w:cs="Times New Roman"/>
+                <w:sz w:val="20"/>
+                <w:szCs w:val="20"/>
+              </w:rPr>
+            </w:pPr>
+            <w:r>
+              <w:rPr>
+                <w:rFonts w:ascii="Times New Roman" w:hAnsi="Times New Roman" w:cs="Times New Roman"/>
+                <w:sz w:val="20"/>
+                <w:szCs w:val="20"/>
+              </w:rPr>
+              <w:t>должность, уч. степень, звание</w:t>
+            </w:r>
+          </w:p>
+        </w:tc>
+        <w:tc>
+          <w:tcPr>
+            <w:tcW w:w="284" w:type="dxa"/>
+            <w:tcBorders>
+              <w:top w:val="nil"/>
+              <w:left w:val="nil"/>
+              <w:bottom w:val="nil"/>
+              <w:right w:val="nil"/>
+            </w:tcBorders>
+            <w:vAlign w:val="center"/>
+          </w:tcPr>
+          <w:p>
+            <w:pPr>
+              <w:widowControl w:val="0"/>
+              <w:autoSpaceDE w:val="0"/>
+              <w:autoSpaceDN w:val="0"/>
+              <w:adjustRightInd w:val="0"/>
+              <w:spacing w:line="180" w:lineRule="exact"/>
+              <w:rPr>
+                <w:rFonts w:ascii="Times New Roman" w:hAnsi="Times New Roman" w:cs="Times New Roman"/>
+              </w:rPr>
+            </w:pPr>
+          </w:p>
+        </w:tc>
+        <w:tc>
+          <w:tcPr>
+            <w:tcW w:w="2835" w:type="dxa"/>
+            <w:tcBorders>
+              <w:top w:val="nil"/>
+              <w:left w:val="nil"/>
+              <w:bottom w:val="nil"/>
+              <w:right w:val="nil"/>
+            </w:tcBorders>
+            <w:vAlign w:val="center"/>
+          </w:tcPr>
+          <w:p>
+            <w:pPr>
+              <w:widowControl w:val="0"/>
+              <w:autoSpaceDE w:val="0"/>
+              <w:autoSpaceDN w:val="0"/>
+              <w:adjustRightInd w:val="0"/>
+              <w:spacing w:line="180" w:lineRule="exact"/>
+              <w:jc w:val="center"/>
+              <w:rPr>
+                <w:rFonts w:ascii="Times New Roman" w:hAnsi="Times New Roman" w:cs="Times New Roman"/>
+                <w:sz w:val="20"/>
+                <w:szCs w:val="20"/>
+              </w:rPr>
+            </w:pPr>
+            <w:r>
+              <w:rPr>
+                <w:rFonts w:ascii="Times New Roman" w:hAnsi="Times New Roman" w:cs="Times New Roman"/>
+                <w:sz w:val="20"/>
+                <w:szCs w:val="20"/>
+              </w:rPr>
+              <w:t>подпись, дата</w:t>
+            </w:r>
+          </w:p>
+        </w:tc>
+        <w:tc>
+          <w:tcPr>
+            <w:tcW w:w="272" w:type="dxa"/>
+            <w:tcBorders>
+              <w:top w:val="nil"/>
+              <w:left w:val="nil"/>
+              <w:bottom w:val="nil"/>
+              <w:right w:val="nil"/>
+            </w:tcBorders>
+            <w:vAlign w:val="center"/>
+          </w:tcPr>
+          <w:p>
+            <w:pPr>
+              <w:widowControl w:val="0"/>
+              <w:autoSpaceDE w:val="0"/>
+              <w:autoSpaceDN w:val="0"/>
+              <w:adjustRightInd w:val="0"/>
+              <w:spacing w:line="180" w:lineRule="exact"/>
+              <w:rPr>
+                <w:rFonts w:ascii="Times New Roman" w:hAnsi="Times New Roman" w:cs="Times New Roman"/>
+              </w:rPr>
+            </w:pPr>
+          </w:p>
+        </w:tc>
+        <w:tc>
+          <w:tcPr>
+            <w:tcW w:w="3028" w:type="dxa"/>
+            <w:tcBorders>
+              <w:top w:val="nil"/>
+              <w:left w:val="nil"/>
+              <w:bottom w:val="nil"/>
+              <w:right w:val="nil"/>
+            </w:tcBorders>
+            <w:vAlign w:val="center"/>
+          </w:tcPr>
+          <w:p>
+            <w:pPr>
+              <w:widowControl w:val="0"/>
+              <w:autoSpaceDE w:val="0"/>
+              <w:autoSpaceDN w:val="0"/>
+              <w:adjustRightInd w:val="0"/>
+              <w:spacing w:line="180" w:lineRule="exact"/>
+              <w:jc w:val="center"/>
+              <w:rPr>
+                <w:rFonts w:ascii="Times New Roman" w:hAnsi="Times New Roman" w:cs="Times New Roman"/>
+                <w:sz w:val="20"/>
+                <w:szCs w:val="20"/>
+              </w:rPr>
+            </w:pPr>
+            <w:r>
+              <w:rPr>
+                <w:rFonts w:ascii="Times New Roman" w:hAnsi="Times New Roman" w:cs="Times New Roman"/>
+                <w:sz w:val="20"/>
+                <w:szCs w:val="20"/>
+              </w:rPr>
+              <w:t>инициалы, фамилия</w:t>
+            </w:r>
+          </w:p>
+        </w:tc>
+      </w:tr>
+    </w:tbl>
+    <w:p>
+      <w:pPr>
+        <w:pStyle w:val="a7"/>
+        <w:spacing w:before="0"/>
+      </w:pPr>
+    </w:p>
+    <w:tbl>
+      <w:tblPr>
+        <w:tblW w:w="9639" w:type="dxa"/>
+        <w:tblInd w:w="108" w:type="dxa"/>
+        <w:tblLook w:val="0000" w:firstRow="0" w:lastRow="0" w:firstColumn="0" w:lastColumn="0" w:noHBand="0" w:noVBand="0"/>
+      </w:tblPr>
+      <w:tblGrid>
+        <w:gridCol w:w="9639"/>
+      </w:tblGrid>
+      <w:tr>
+        <w:tc>
+          <w:tcPr>
+            <w:tcW w:w="9465" w:type="dxa"/>
+            <w:tcBorders>
+              <w:top w:val="nil"/>
+              <w:left w:val="nil"/>
+              <w:bottom w:val="nil"/>
+              <w:right w:val="nil"/>
+            </w:tcBorders>
+          </w:tcPr>
+          <w:p>
+            <w:pPr>
+              <w:pStyle w:val="a7"/>
+              <w:spacing w:before="960"/>
+            </w:pPr>
+            <w:r>
+              <w:t>КОНТРОЛЬНАЯ РАБОТА</w:t>
+            </w:r>
+          </w:p>
+        </w:tc>
+      </w:tr>
+      <w:tr>
+        <w:tc>
+          <w:tcPr>
+            <w:tcW w:w="9465" w:type="dxa"/>
+            <w:tcBorders>
+              <w:top w:val="nil"/>
+              <w:left w:val="nil"/>
+              <w:bottom w:val="nil"/>
+              <w:right w:val="nil"/>
+            </w:tcBorders>
+          </w:tcPr>
+          <w:p>
+            <w:pPr>
+              <w:pStyle w:val="default1"/>
+              <w:jc w:val="center"/>
+              <w:rPr>
+                <w:sz w:val="32"/>
+                <w:szCs w:val="32"/>
+              </w:rPr>
+            </w:pPr>
+          </w:p>
+          <w:p>
+            <w:pPr>
+              <w:pStyle w:val="default1"/>
+              <w:jc w:val="center"/>
+              <w:rPr>
+                <w:sz w:val="32"/>
+                <w:szCs w:val="32"/>
+              </w:rPr>
+            </w:pPr>
+            <w:r>
+              <w:rPr>
+                <w:sz w:val="32"/>
+                <w:szCs w:val="32"/>
+              </w:rPr>
+              <w:t>Метрики ценности IT-проектов</w:t>
+            </w:r>
+          </w:p>
+          <w:p>
+            <w:pPr>
+              <w:pStyle w:val="default1"/>
+              <w:jc w:val="center"/>
+              <w:rPr>
+                <w:sz w:val="32"/>
+                <w:szCs w:val="32"/>
+              </w:rPr>
+            </w:pPr>
+          </w:p>
+        </w:tc>
+      </w:tr>
+      <w:tr>
+        <w:tc>
+          <w:tcPr>
+            <w:tcW w:w="9465" w:type="dxa"/>
+            <w:tcBorders>
+              <w:top w:val="nil"/>
+              <w:left w:val="nil"/>
+              <w:bottom w:val="nil"/>
+              <w:right w:val="nil"/>
+            </w:tcBorders>
+          </w:tcPr>
+          <w:p>
+            <w:pPr>
+              <w:pStyle w:val="default1"/>
+              <w:jc w:val="center"/>
+            </w:pPr>
+            <w:r>
+              <w:rPr>
+                <w:sz w:val="24"/>
+                <w:szCs w:val="24"/>
+              </w:rPr>
+              <w:t xml:space="preserve">по </w:t>
+            </w:r>
+            <w:r>
+              <w:rPr>
+                <w:sz w:val="24"/>
+                <w:szCs w:val="24"/>
+              </w:rPr>
+              <w:t>дисциплине</w:t>
+            </w:r>
+            <w:r>
+              <w:rPr>
+                <w:sz w:val="24"/>
+                <w:szCs w:val="24"/>
+              </w:rPr>
+              <w:t xml:space="preserve">: </w:t>
+            </w:r>
+            <w:r>
+              <w:rPr>
+                <w:sz w:val="24"/>
+                <w:szCs w:val="24"/>
+              </w:rPr>
+              <w:t>Экономическое обоснование программных проектов</w:t>
+            </w:r>
+          </w:p>
+        </w:tc>
+      </w:tr>
+      <w:tr>
+        <w:tc>
+          <w:tcPr>
+            <w:tcW w:w="9465" w:type="dxa"/>
+            <w:tcBorders>
+              <w:top w:val="nil"/>
+              <w:left w:val="nil"/>
+              <w:bottom w:val="nil"/>
+              <w:right w:val="nil"/>
+            </w:tcBorders>
+          </w:tcPr>
+          <w:p>
+            <w:pPr>
+              <w:pStyle w:val="3"/>
+              <w:spacing w:before="240"/>
+              <w:rPr>
+                <w:sz w:val="28"/>
+                <w:szCs w:val="28"/>
+              </w:rPr>
+            </w:pPr>
+          </w:p>
+        </w:tc>
+      </w:tr>
+      <w:tr>
+        <w:tc>
+          <w:tcPr>
+            <w:tcW w:w="9465" w:type="dxa"/>
+            <w:tcBorders>
+              <w:top w:val="nil"/>
+              <w:left w:val="nil"/>
+              <w:bottom w:val="nil"/>
+              <w:right w:val="nil"/>
+            </w:tcBorders>
+          </w:tcPr>
+          <w:p>
+            <w:pPr>
+              <w:widowControl w:val="0"/>
+              <w:autoSpaceDE w:val="0"/>
+              <w:autoSpaceDN w:val="0"/>
+              <w:adjustRightInd w:val="0"/>
+              <w:jc w:val="center"/>
+              <w:rPr>
+                <w:rFonts w:ascii="Times New Roman" w:hAnsi="Times New Roman" w:cs="Times New Roman"/>
+              </w:rPr>
+            </w:pPr>
+          </w:p>
+        </w:tc>
+      </w:tr>
+    </w:tbl>
+    <w:p>
+      <w:pPr>
+        <w:widowControl w:val="0"/>
+        <w:autoSpaceDE w:val="0"/>
+        <w:autoSpaceDN w:val="0"/>
+        <w:adjustRightInd w:val="0"/>
+        <w:spacing w:before="1680" w:line="360" w:lineRule="auto"/>
+        <w:rPr>
+          <w:rFonts w:ascii="Times New Roman" w:hAnsi="Times New Roman" w:cs="Times New Roman"/>
+          <w:lang w:val="en-US"/>
+        </w:rPr>
+      </w:pPr>
+      <w:r>
+        <w:rPr>
+          <w:rFonts w:ascii="Times New Roman" w:hAnsi="Times New Roman" w:cs="Times New Roman"/>
+        </w:rPr>
+        <w:t>РАБОТУ ВЫПОЛНИЛ</w:t>
+      </w:r>
+    </w:p>
+    <w:tbl>
+      <w:tblPr>
+        <w:tblW w:w="9639" w:type="dxa"/>
+        <w:tblInd w:w="108" w:type="dxa"/>
+        <w:tblLook w:val="0000" w:firstRow="0" w:lastRow="0" w:firstColumn="0" w:lastColumn="0" w:noHBand="0" w:noVBand="0"/>
+      </w:tblPr>
+      <w:tblGrid>
+        <w:gridCol w:w="2167"/>
+        <w:gridCol w:w="1732"/>
+        <w:gridCol w:w="236"/>
+        <w:gridCol w:w="2639"/>
+        <w:gridCol w:w="236"/>
+        <w:gridCol w:w="2629"/>
+      </w:tblGrid>
+      <w:tr>
+        <w:tc>
+          <w:tcPr>
+            <w:tcW w:w="2167" w:type="dxa"/>
+            <w:tcBorders>
+              <w:top w:val="nil"/>
+              <w:left w:val="nil"/>
+              <w:bottom w:val="nil"/>
+              <w:right w:val="nil"/>
+            </w:tcBorders>
+            <w:vAlign w:val="bottom"/>
+          </w:tcPr>
+          <w:p>
+            <w:pPr>
+              <w:widowControl w:val="0"/>
+              <w:autoSpaceDE w:val="0"/>
+              <w:autoSpaceDN w:val="0"/>
+              <w:adjustRightInd w:val="0"/>
+              <w:ind w:left="-108"/>
+              <w:rPr>
+                <w:rFonts w:ascii="Times New Roman" w:hAnsi="Times New Roman" w:cs="Times New Roman"/>
+              </w:rPr>
+            </w:pPr>
+            <w:r>
+              <w:rPr>
+                <w:rFonts w:ascii="Times New Roman" w:hAnsi="Times New Roman" w:cs="Times New Roman"/>
+              </w:rPr>
+              <w:t>СТУДЕНТ гр. №</w:t>
+            </w:r>
+          </w:p>
+        </w:tc>
+        <w:tc>
+          <w:tcPr>
+            <w:tcW w:w="1732" w:type="dxa"/>
+            <w:tcBorders>
+              <w:top w:val="nil"/>
+              <w:left w:val="nil"/>
+              <w:bottom w:val="single" w:sz="4" w:space="0" w:color="auto"/>
+              <w:right w:val="nil"/>
+            </w:tcBorders>
+          </w:tcPr>
+          <w:p>
+            <w:pPr>
+              <w:widowControl w:val="0"/>
+              <w:autoSpaceDE w:val="0"/>
+              <w:autoSpaceDN w:val="0"/>
+              <w:adjustRightInd w:val="0"/>
+              <w:spacing w:before="120"/>
+              <w:jc w:val="center"/>
+              <w:rPr>
+                <w:rFonts w:ascii="Times New Roman" w:hAnsi="Times New Roman" w:cs="Times New Roman"/>
+                <w:lang w:val="en-US"/>
+              </w:rPr>
+            </w:pPr>
+            <w:r>
+              <w:rPr>
+                <w:rFonts w:ascii="Times New Roman" w:hAnsi="Times New Roman" w:cs="Times New Roman"/>
+                <w:lang w:val="en-US"/>
+              </w:rPr>
+              <w:t>4131з</w:t>
+            </w:r>
+          </w:p>
+        </w:tc>
+        <w:tc>
+          <w:tcPr>
+            <w:tcW w:w="236" w:type="dxa"/>
+            <w:tcBorders>
+              <w:top w:val="nil"/>
+              <w:left w:val="nil"/>
+              <w:bottom w:val="nil"/>
+              <w:right w:val="nil"/>
+            </w:tcBorders>
+            <w:vAlign w:val="center"/>
+          </w:tcPr>
+          <w:p>
+            <w:pPr>
+              <w:widowControl w:val="0"/>
+              <w:autoSpaceDE w:val="0"/>
+              <w:autoSpaceDN w:val="0"/>
+              <w:adjustRightInd w:val="0"/>
+              <w:spacing w:before="120"/>
+              <w:jc w:val="center"/>
+              <w:rPr>
+                <w:rFonts w:ascii="Times New Roman" w:hAnsi="Times New Roman" w:cs="Times New Roman"/>
+              </w:rPr>
+            </w:pPr>
+          </w:p>
+        </w:tc>
+        <w:tc>
+          <w:tcPr>
+            <w:tcW w:w="2639" w:type="dxa"/>
+            <w:tcBorders>
+              <w:top w:val="nil"/>
+              <w:left w:val="nil"/>
+              <w:bottom w:val="single" w:sz="4" w:space="0" w:color="auto"/>
+              <w:right w:val="nil"/>
+            </w:tcBorders>
+            <w:vAlign w:val="center"/>
+          </w:tcPr>
+          <w:p>
+            <w:pPr>
+              <w:widowControl w:val="0"/>
+              <w:autoSpaceDE w:val="0"/>
+              <w:autoSpaceDN w:val="0"/>
+              <w:adjustRightInd w:val="0"/>
+              <w:spacing w:before="120"/>
+              <w:jc w:val="center"/>
+              <w:rPr>
+                <w:rFonts w:ascii="Times New Roman" w:hAnsi="Times New Roman" w:cs="Times New Roman"/>
+              </w:rPr>
+            </w:pPr>
+          </w:p>
+        </w:tc>
+        <w:tc>
+          <w:tcPr>
+            <w:tcW w:w="236" w:type="dxa"/>
+            <w:tcBorders>
+              <w:top w:val="nil"/>
+              <w:left w:val="nil"/>
+              <w:bottom w:val="nil"/>
+              <w:right w:val="nil"/>
+            </w:tcBorders>
+            <w:vAlign w:val="center"/>
+          </w:tcPr>
+          <w:p>
+            <w:pPr>
+              <w:widowControl w:val="0"/>
+              <w:autoSpaceDE w:val="0"/>
+              <w:autoSpaceDN w:val="0"/>
+              <w:adjustRightInd w:val="0"/>
+              <w:spacing w:before="120"/>
+              <w:jc w:val="center"/>
+              <w:rPr>
+                <w:rFonts w:ascii="Times New Roman" w:hAnsi="Times New Roman" w:cs="Times New Roman"/>
+              </w:rPr>
+            </w:pPr>
+          </w:p>
+        </w:tc>
+        <w:tc>
+          <w:tcPr>
+            <w:tcW w:w="2629" w:type="dxa"/>
+            <w:tcBorders>
+              <w:top w:val="nil"/>
+              <w:left w:val="nil"/>
+              <w:bottom w:val="single" w:sz="4" w:space="0" w:color="auto"/>
+              <w:right w:val="nil"/>
+            </w:tcBorders>
+            <w:vAlign w:val="center"/>
+          </w:tcPr>
+          <w:p>
+            <w:pPr>
+              <w:widowControl w:val="0"/>
+              <w:autoSpaceDE w:val="0"/>
+              <w:autoSpaceDN w:val="0"/>
+              <w:adjustRightInd w:val="0"/>
+              <w:spacing w:before="120"/>
+              <w:jc w:val="center"/>
+              <w:rPr>
+                <w:rFonts w:ascii="Times New Roman" w:hAnsi="Times New Roman" w:cs="Times New Roman"/>
+              </w:rPr>
+            </w:pPr>
+            <w:r>
+              <w:rPr>
+                <w:rFonts w:ascii="Times New Roman" w:hAnsi="Times New Roman" w:cs="Times New Roman"/>
+              </w:rPr>
+              <w:t>М. Д. Быстров</w:t>
+            </w:r>
+          </w:p>
+        </w:tc>
+      </w:tr>
+      <w:tr>
+        <w:tc>
+          <w:tcPr>
+            <w:tcW w:w="2167" w:type="dxa"/>
+            <w:tcBorders>
+              <w:top w:val="nil"/>
+              <w:left w:val="nil"/>
+              <w:bottom w:val="nil"/>
+              <w:right w:val="nil"/>
+            </w:tcBorders>
+            <w:vAlign w:val="center"/>
+          </w:tcPr>
+          <w:p>
+            <w:pPr>
+              <w:widowControl w:val="0"/>
+              <w:autoSpaceDE w:val="0"/>
+              <w:autoSpaceDN w:val="0"/>
+              <w:adjustRightInd w:val="0"/>
+              <w:spacing w:line="180" w:lineRule="exact"/>
+              <w:jc w:val="center"/>
+              <w:rPr>
+                <w:rFonts w:ascii="Times New Roman" w:hAnsi="Times New Roman" w:cs="Times New Roman"/>
+                <w:sz w:val="20"/>
+                <w:szCs w:val="20"/>
+              </w:rPr>
+            </w:pPr>
+          </w:p>
+        </w:tc>
+        <w:tc>
+          <w:tcPr>
+            <w:tcW w:w="1732" w:type="dxa"/>
+            <w:tcBorders>
+              <w:top w:val="single" w:sz="4" w:space="0" w:color="auto"/>
+              <w:left w:val="nil"/>
+              <w:bottom w:val="nil"/>
+              <w:right w:val="nil"/>
+            </w:tcBorders>
+          </w:tcPr>
+          <w:p>
+            <w:pPr>
+              <w:widowControl w:val="0"/>
+              <w:autoSpaceDE w:val="0"/>
+              <w:autoSpaceDN w:val="0"/>
+              <w:adjustRightInd w:val="0"/>
+              <w:spacing w:line="180" w:lineRule="exact"/>
+              <w:rPr>
+                <w:rFonts w:ascii="Times New Roman" w:hAnsi="Times New Roman" w:cs="Times New Roman"/>
+              </w:rPr>
+            </w:pPr>
+          </w:p>
+        </w:tc>
+        <w:tc>
+          <w:tcPr>
+            <w:tcW w:w="236" w:type="dxa"/>
+            <w:tcBorders>
+              <w:top w:val="nil"/>
+              <w:left w:val="nil"/>
+              <w:bottom w:val="nil"/>
+              <w:right w:val="nil"/>
+            </w:tcBorders>
+            <w:vAlign w:val="center"/>
+          </w:tcPr>
+          <w:p>
+            <w:pPr>
+              <w:widowControl w:val="0"/>
+              <w:autoSpaceDE w:val="0"/>
+              <w:autoSpaceDN w:val="0"/>
+              <w:adjustRightInd w:val="0"/>
+              <w:spacing w:line="180" w:lineRule="exact"/>
+              <w:rPr>
+                <w:rFonts w:ascii="Times New Roman" w:hAnsi="Times New Roman" w:cs="Times New Roman"/>
+              </w:rPr>
+            </w:pPr>
+          </w:p>
+        </w:tc>
+        <w:tc>
+          <w:tcPr>
+            <w:tcW w:w="2639" w:type="dxa"/>
+            <w:tcBorders>
+              <w:top w:val="single" w:sz="4" w:space="0" w:color="auto"/>
+              <w:left w:val="nil"/>
+              <w:bottom w:val="nil"/>
+              <w:right w:val="nil"/>
+            </w:tcBorders>
+            <w:vAlign w:val="center"/>
+          </w:tcPr>
+          <w:p>
+            <w:pPr>
+              <w:widowControl w:val="0"/>
+              <w:autoSpaceDE w:val="0"/>
+              <w:autoSpaceDN w:val="0"/>
+              <w:adjustRightInd w:val="0"/>
+              <w:spacing w:line="180" w:lineRule="exact"/>
+              <w:jc w:val="center"/>
+              <w:rPr>
+                <w:rFonts w:ascii="Times New Roman" w:hAnsi="Times New Roman" w:cs="Times New Roman"/>
+                <w:sz w:val="20"/>
+                <w:szCs w:val="20"/>
+              </w:rPr>
+            </w:pPr>
+            <w:r>
+              <w:rPr>
+                <w:rFonts w:ascii="Times New Roman" w:hAnsi="Times New Roman" w:cs="Times New Roman"/>
+                <w:sz w:val="20"/>
+                <w:szCs w:val="20"/>
+              </w:rPr>
+              <w:t>подпись, дата</w:t>
+            </w:r>
+          </w:p>
+        </w:tc>
+        <w:tc>
+          <w:tcPr>
+            <w:tcW w:w="236" w:type="dxa"/>
+            <w:tcBorders>
+              <w:top w:val="nil"/>
+              <w:left w:val="nil"/>
+              <w:bottom w:val="nil"/>
+              <w:right w:val="nil"/>
+            </w:tcBorders>
+            <w:vAlign w:val="center"/>
+          </w:tcPr>
+          <w:p>
+            <w:pPr>
+              <w:widowControl w:val="0"/>
+              <w:autoSpaceDE w:val="0"/>
+              <w:autoSpaceDN w:val="0"/>
+              <w:adjustRightInd w:val="0"/>
+              <w:spacing w:line="180" w:lineRule="exact"/>
+              <w:rPr>
+                <w:rFonts w:ascii="Times New Roman" w:hAnsi="Times New Roman" w:cs="Times New Roman"/>
+              </w:rPr>
+            </w:pPr>
+          </w:p>
+        </w:tc>
+        <w:tc>
+          <w:tcPr>
+            <w:tcW w:w="2629" w:type="dxa"/>
+            <w:tcBorders>
+              <w:top w:val="nil"/>
+              <w:left w:val="nil"/>
+              <w:bottom w:val="nil"/>
+              <w:right w:val="nil"/>
+            </w:tcBorders>
+            <w:vAlign w:val="center"/>
+          </w:tcPr>
+          <w:p>
+            <w:pPr>
+              <w:widowControl w:val="0"/>
+              <w:autoSpaceDE w:val="0"/>
+              <w:autoSpaceDN w:val="0"/>
+              <w:adjustRightInd w:val="0"/>
+              <w:spacing w:line="180" w:lineRule="exact"/>
+              <w:jc w:val="center"/>
+              <w:rPr>
+                <w:rFonts w:ascii="Times New Roman" w:hAnsi="Times New Roman" w:cs="Times New Roman"/>
+                <w:sz w:val="20"/>
+                <w:szCs w:val="20"/>
+              </w:rPr>
+            </w:pPr>
+            <w:r>
+              <w:rPr>
+                <w:rFonts w:ascii="Times New Roman" w:hAnsi="Times New Roman" w:cs="Times New Roman"/>
+                <w:sz w:val="20"/>
+                <w:szCs w:val="20"/>
+              </w:rPr>
+              <w:t>инициалы, фамилия</w:t>
+            </w:r>
+          </w:p>
+        </w:tc>
+      </w:tr>
+    </w:tbl>
+    <w:p>
+      <w:pPr>
+        <w:widowControl w:val="0"/>
+        <w:autoSpaceDE w:val="0"/>
+        <w:autoSpaceDN w:val="0"/>
+        <w:adjustRightInd w:val="0"/>
+        <w:rPr>
+          <w:rFonts w:ascii="Times New Roman" w:hAnsi="Times New Roman" w:cs="Times New Roman"/>
+          <w:sz w:val="20"/>
+          <w:szCs w:val="20"/>
+        </w:rPr>
+      </w:pPr>
+    </w:p>
+    <w:p>
+      <w:pPr>
+        <w:widowControl w:val="0"/>
+        <w:autoSpaceDE w:val="0"/>
+        <w:autoSpaceDN w:val="0"/>
+        <w:adjustRightInd w:val="0"/>
+        <w:jc w:val="center"/>
         <w:rPr>
           <w:rFonts w:ascii="Times New Roman" w:hAnsi="Times New Roman" w:cs="Times New Roman"/>
           <w:b/>
@@ -30,17 +1082,23 @@
       <w:r>
         <w:rPr>
           <w:rFonts w:ascii="Times New Roman" w:hAnsi="Times New Roman" w:cs="Times New Roman"/>
-          <w:b/>
-          <w:bCs/>
-          <w:sz w:val="32"/>
-          <w:szCs w:val="32"/>
-        </w:rPr>
-        <w:br w:type="page"/>
-      </w:r>
-    </w:p>
-    <w:p>
-      <w:pPr>
-        <w:jc w:val="center"/>
+        </w:rPr>
+        <w:t>Санкт-Петербург</w:t>
+      </w:r>
+      <w:r>
+        <w:rPr>
+          <w:rFonts w:ascii="Times New Roman" w:hAnsi="Times New Roman" w:cs="Times New Roman"/>
+          <w:lang w:val="en-US"/>
+        </w:rPr>
+        <w:t xml:space="preserve"> </w:t>
+      </w:r>
+      <w:r>
+        <w:rPr>
+          <w:rFonts w:ascii="Times New Roman" w:hAnsi="Times New Roman" w:cs="Times New Roman"/>
+        </w:rPr>
+        <w:t>2026</w:t>
+      </w:r>
+      <w:r>
         <w:rPr>
           <w:rFonts w:ascii="Times New Roman" w:hAnsi="Times New Roman" w:cs="Times New Roman"/>
           <w:b/>
@@ -48,10 +1106,473 @@
           <w:sz w:val="32"/>
           <w:szCs w:val="32"/>
         </w:rPr>
-      </w:pPr>
-      <w:bookmarkStart w:id="0" w:name="_GoBack"/>
-      <w:bookmarkEnd w:id="0"/>
-      <w:r>
+        <w:br w:type="page"/>
+      </w:r>
+    </w:p>
+    <w:sdt>
+      <w:sdtPr>
+        <w:rPr>
+          <w:color w:val="auto"/>
+        </w:rPr>
+        <w:id w:val="-496564520"/>
+        <w:docPartObj>
+          <w:docPartGallery w:val="Table of Contents"/>
+          <w:docPartUnique/>
+        </w:docPartObj>
+      </w:sdtPr>
+      <w:sdtEndPr>
+        <w:rPr>
+          <w:rFonts w:asciiTheme="minorHAnsi" w:eastAsiaTheme="minorHAnsi" w:hAnsiTheme="minorHAnsi" w:cstheme="minorBidi"/>
+          <w:b/>
+          <w:bCs/>
+          <w:sz w:val="22"/>
+          <w:szCs w:val="22"/>
+          <w:lang w:eastAsia="en-US"/>
+        </w:rPr>
+      </w:sdtEndPr>
+      <w:sdtContent>
+        <w:p>
+          <w:pPr>
+            <w:pStyle w:val="ad"/>
+            <w:jc w:val="center"/>
+            <w:rPr>
+              <w:rStyle w:val="10"/>
+              <w:color w:val="auto"/>
+            </w:rPr>
+          </w:pPr>
+          <w:r>
+            <w:rPr>
+              <w:rStyle w:val="10"/>
+              <w:color w:val="auto"/>
+            </w:rPr>
+            <w:t>Содержание</w:t>
+          </w:r>
+        </w:p>
+        <w:p>
+          <w:pPr>
+            <w:pStyle w:val="11"/>
+            <w:tabs>
+              <w:tab w:val="right" w:leader="dot" w:pos="9345"/>
+            </w:tabs>
+            <w:rPr>
+              <w:rFonts w:ascii="Times New Roman" w:eastAsiaTheme="minorEastAsia" w:hAnsi="Times New Roman" w:cs="Times New Roman"/>
+              <w:noProof/>
+              <w:sz w:val="28"/>
+              <w:szCs w:val="28"/>
+              <w:lang w:eastAsia="ru-RU"/>
+            </w:rPr>
+          </w:pPr>
+          <w:r>
+            <w:rPr>
+              <w:rFonts w:ascii="Times New Roman" w:hAnsi="Times New Roman" w:cs="Times New Roman"/>
+              <w:sz w:val="28"/>
+              <w:szCs w:val="28"/>
+            </w:rPr>
+            <w:fldChar w:fldCharType="begin"/>
+          </w:r>
+          <w:r>
+            <w:rPr>
+              <w:rFonts w:ascii="Times New Roman" w:hAnsi="Times New Roman" w:cs="Times New Roman"/>
+              <w:sz w:val="28"/>
+              <w:szCs w:val="28"/>
+            </w:rPr>
+            <w:instrText xml:space="preserve"> TOC \o "1-3" \h \z \u </w:instrText>
+          </w:r>
+          <w:r>
+            <w:rPr>
+              <w:rFonts w:ascii="Times New Roman" w:hAnsi="Times New Roman" w:cs="Times New Roman"/>
+              <w:sz w:val="28"/>
+              <w:szCs w:val="28"/>
+            </w:rPr>
+            <w:fldChar w:fldCharType="separate"/>
+          </w:r>
+          <w:hyperlink w:anchor="_Toc223810170" w:history="1">
+            <w:r>
+              <w:rPr>
+                <w:rStyle w:val="a5"/>
+                <w:rFonts w:ascii="Times New Roman" w:hAnsi="Times New Roman" w:cs="Times New Roman"/>
+                <w:noProof/>
+                <w:sz w:val="28"/>
+                <w:szCs w:val="28"/>
+              </w:rPr>
+              <w:t>Введение</w:t>
+            </w:r>
+            <w:r>
+              <w:rPr>
+                <w:rFonts w:ascii="Times New Roman" w:hAnsi="Times New Roman" w:cs="Times New Roman"/>
+                <w:noProof/>
+                <w:webHidden/>
+                <w:sz w:val="28"/>
+                <w:szCs w:val="28"/>
+              </w:rPr>
+              <w:tab/>
+            </w:r>
+            <w:r>
+              <w:rPr>
+                <w:rFonts w:ascii="Times New Roman" w:hAnsi="Times New Roman" w:cs="Times New Roman"/>
+                <w:noProof/>
+                <w:webHidden/>
+                <w:sz w:val="28"/>
+                <w:szCs w:val="28"/>
+              </w:rPr>
+              <w:fldChar w:fldCharType="begin"/>
+            </w:r>
+            <w:r>
+              <w:rPr>
+                <w:rFonts w:ascii="Times New Roman" w:hAnsi="Times New Roman" w:cs="Times New Roman"/>
+                <w:noProof/>
+                <w:webHidden/>
+                <w:sz w:val="28"/>
+                <w:szCs w:val="28"/>
+              </w:rPr>
+              <w:instrText xml:space="preserve"> PAGEREF _Toc223810170 \h </w:instrText>
+            </w:r>
+            <w:r>
+              <w:rPr>
+                <w:rFonts w:ascii="Times New Roman" w:hAnsi="Times New Roman" w:cs="Times New Roman"/>
+                <w:noProof/>
+                <w:webHidden/>
+                <w:sz w:val="28"/>
+                <w:szCs w:val="28"/>
+              </w:rPr>
+            </w:r>
+            <w:r>
+              <w:rPr>
+                <w:rFonts w:ascii="Times New Roman" w:hAnsi="Times New Roman" w:cs="Times New Roman"/>
+                <w:noProof/>
+                <w:webHidden/>
+                <w:sz w:val="28"/>
+                <w:szCs w:val="28"/>
+              </w:rPr>
+              <w:fldChar w:fldCharType="separate"/>
+            </w:r>
+            <w:r>
+              <w:rPr>
+                <w:rFonts w:ascii="Times New Roman" w:hAnsi="Times New Roman" w:cs="Times New Roman"/>
+                <w:noProof/>
+                <w:webHidden/>
+                <w:sz w:val="28"/>
+                <w:szCs w:val="28"/>
+              </w:rPr>
+              <w:t>3</w:t>
+            </w:r>
+            <w:r>
+              <w:rPr>
+                <w:rFonts w:ascii="Times New Roman" w:hAnsi="Times New Roman" w:cs="Times New Roman"/>
+                <w:noProof/>
+                <w:webHidden/>
+                <w:sz w:val="28"/>
+                <w:szCs w:val="28"/>
+              </w:rPr>
+              <w:fldChar w:fldCharType="end"/>
+            </w:r>
+          </w:hyperlink>
+        </w:p>
+        <w:p>
+          <w:pPr>
+            <w:pStyle w:val="11"/>
+            <w:tabs>
+              <w:tab w:val="right" w:leader="dot" w:pos="9345"/>
+            </w:tabs>
+            <w:rPr>
+              <w:rFonts w:ascii="Times New Roman" w:eastAsiaTheme="minorEastAsia" w:hAnsi="Times New Roman" w:cs="Times New Roman"/>
+              <w:noProof/>
+              <w:sz w:val="28"/>
+              <w:szCs w:val="28"/>
+              <w:lang w:eastAsia="ru-RU"/>
+            </w:rPr>
+          </w:pPr>
+          <w:hyperlink w:anchor="_Toc223810171" w:history="1">
+            <w:r>
+              <w:rPr>
+                <w:rStyle w:val="a5"/>
+                <w:rFonts w:ascii="Times New Roman" w:hAnsi="Times New Roman" w:cs="Times New Roman"/>
+                <w:noProof/>
+                <w:sz w:val="28"/>
+                <w:szCs w:val="28"/>
+              </w:rPr>
+              <w:t>Основная часть</w:t>
+            </w:r>
+            <w:r>
+              <w:rPr>
+                <w:rFonts w:ascii="Times New Roman" w:hAnsi="Times New Roman" w:cs="Times New Roman"/>
+                <w:noProof/>
+                <w:webHidden/>
+                <w:sz w:val="28"/>
+                <w:szCs w:val="28"/>
+              </w:rPr>
+              <w:tab/>
+            </w:r>
+            <w:r>
+              <w:rPr>
+                <w:rFonts w:ascii="Times New Roman" w:hAnsi="Times New Roman" w:cs="Times New Roman"/>
+                <w:noProof/>
+                <w:webHidden/>
+                <w:sz w:val="28"/>
+                <w:szCs w:val="28"/>
+              </w:rPr>
+              <w:fldChar w:fldCharType="begin"/>
+            </w:r>
+            <w:r>
+              <w:rPr>
+                <w:rFonts w:ascii="Times New Roman" w:hAnsi="Times New Roman" w:cs="Times New Roman"/>
+                <w:noProof/>
+                <w:webHidden/>
+                <w:sz w:val="28"/>
+                <w:szCs w:val="28"/>
+              </w:rPr>
+              <w:instrText xml:space="preserve"> PAGEREF _Toc223810171 \h </w:instrText>
+            </w:r>
+            <w:r>
+              <w:rPr>
+                <w:rFonts w:ascii="Times New Roman" w:hAnsi="Times New Roman" w:cs="Times New Roman"/>
+                <w:noProof/>
+                <w:webHidden/>
+                <w:sz w:val="28"/>
+                <w:szCs w:val="28"/>
+              </w:rPr>
+            </w:r>
+            <w:r>
+              <w:rPr>
+                <w:rFonts w:ascii="Times New Roman" w:hAnsi="Times New Roman" w:cs="Times New Roman"/>
+                <w:noProof/>
+                <w:webHidden/>
+                <w:sz w:val="28"/>
+                <w:szCs w:val="28"/>
+              </w:rPr>
+              <w:fldChar w:fldCharType="separate"/>
+            </w:r>
+            <w:r>
+              <w:rPr>
+                <w:rFonts w:ascii="Times New Roman" w:hAnsi="Times New Roman" w:cs="Times New Roman"/>
+                <w:noProof/>
+                <w:webHidden/>
+                <w:sz w:val="28"/>
+                <w:szCs w:val="28"/>
+              </w:rPr>
+              <w:t>5</w:t>
+            </w:r>
+            <w:r>
+              <w:rPr>
+                <w:rFonts w:ascii="Times New Roman" w:hAnsi="Times New Roman" w:cs="Times New Roman"/>
+                <w:noProof/>
+                <w:webHidden/>
+                <w:sz w:val="28"/>
+                <w:szCs w:val="28"/>
+              </w:rPr>
+              <w:fldChar w:fldCharType="end"/>
+            </w:r>
+          </w:hyperlink>
+        </w:p>
+        <w:p>
+          <w:pPr>
+            <w:pStyle w:val="11"/>
+            <w:tabs>
+              <w:tab w:val="right" w:leader="dot" w:pos="9345"/>
+            </w:tabs>
+            <w:rPr>
+              <w:rFonts w:ascii="Times New Roman" w:eastAsiaTheme="minorEastAsia" w:hAnsi="Times New Roman" w:cs="Times New Roman"/>
+              <w:noProof/>
+              <w:sz w:val="28"/>
+              <w:szCs w:val="28"/>
+              <w:lang w:eastAsia="ru-RU"/>
+            </w:rPr>
+          </w:pPr>
+          <w:hyperlink w:anchor="_Toc223810172" w:history="1">
+            <w:r>
+              <w:rPr>
+                <w:rStyle w:val="a5"/>
+                <w:rFonts w:ascii="Times New Roman" w:hAnsi="Times New Roman" w:cs="Times New Roman"/>
+                <w:noProof/>
+                <w:sz w:val="28"/>
+                <w:szCs w:val="28"/>
+              </w:rPr>
+              <w:t>Заключение</w:t>
+            </w:r>
+            <w:r>
+              <w:rPr>
+                <w:rFonts w:ascii="Times New Roman" w:hAnsi="Times New Roman" w:cs="Times New Roman"/>
+                <w:noProof/>
+                <w:webHidden/>
+                <w:sz w:val="28"/>
+                <w:szCs w:val="28"/>
+              </w:rPr>
+              <w:tab/>
+            </w:r>
+            <w:r>
+              <w:rPr>
+                <w:rFonts w:ascii="Times New Roman" w:hAnsi="Times New Roman" w:cs="Times New Roman"/>
+                <w:noProof/>
+                <w:webHidden/>
+                <w:sz w:val="28"/>
+                <w:szCs w:val="28"/>
+              </w:rPr>
+              <w:fldChar w:fldCharType="begin"/>
+            </w:r>
+            <w:r>
+              <w:rPr>
+                <w:rFonts w:ascii="Times New Roman" w:hAnsi="Times New Roman" w:cs="Times New Roman"/>
+                <w:noProof/>
+                <w:webHidden/>
+                <w:sz w:val="28"/>
+                <w:szCs w:val="28"/>
+              </w:rPr>
+              <w:instrText xml:space="preserve"> PAGEREF _Toc223810172 \h </w:instrText>
+            </w:r>
+            <w:r>
+              <w:rPr>
+                <w:rFonts w:ascii="Times New Roman" w:hAnsi="Times New Roman" w:cs="Times New Roman"/>
+                <w:noProof/>
+                <w:webHidden/>
+                <w:sz w:val="28"/>
+                <w:szCs w:val="28"/>
+              </w:rPr>
+            </w:r>
+            <w:r>
+              <w:rPr>
+                <w:rFonts w:ascii="Times New Roman" w:hAnsi="Times New Roman" w:cs="Times New Roman"/>
+                <w:noProof/>
+                <w:webHidden/>
+                <w:sz w:val="28"/>
+                <w:szCs w:val="28"/>
+              </w:rPr>
+              <w:fldChar w:fldCharType="separate"/>
+            </w:r>
+            <w:r>
+              <w:rPr>
+                <w:rFonts w:ascii="Times New Roman" w:hAnsi="Times New Roman" w:cs="Times New Roman"/>
+                <w:noProof/>
+                <w:webHidden/>
+                <w:sz w:val="28"/>
+                <w:szCs w:val="28"/>
+              </w:rPr>
+              <w:t>10</w:t>
+            </w:r>
+            <w:r>
+              <w:rPr>
+                <w:rFonts w:ascii="Times New Roman" w:hAnsi="Times New Roman" w:cs="Times New Roman"/>
+                <w:noProof/>
+                <w:webHidden/>
+                <w:sz w:val="28"/>
+                <w:szCs w:val="28"/>
+              </w:rPr>
+              <w:fldChar w:fldCharType="end"/>
+            </w:r>
+          </w:hyperlink>
+        </w:p>
+        <w:p>
+          <w:pPr>
+            <w:pStyle w:val="11"/>
+            <w:tabs>
+              <w:tab w:val="right" w:leader="dot" w:pos="9345"/>
+            </w:tabs>
+            <w:rPr>
+              <w:rFonts w:ascii="Times New Roman" w:eastAsiaTheme="minorEastAsia" w:hAnsi="Times New Roman" w:cs="Times New Roman"/>
+              <w:noProof/>
+              <w:sz w:val="28"/>
+              <w:szCs w:val="28"/>
+              <w:lang w:eastAsia="ru-RU"/>
+            </w:rPr>
+          </w:pPr>
+          <w:hyperlink w:anchor="_Toc223810173" w:history="1">
+            <w:r>
+              <w:rPr>
+                <w:rStyle w:val="a5"/>
+                <w:rFonts w:ascii="Times New Roman" w:hAnsi="Times New Roman" w:cs="Times New Roman"/>
+                <w:noProof/>
+                <w:sz w:val="28"/>
+                <w:szCs w:val="28"/>
+              </w:rPr>
+              <w:t>Список литературы</w:t>
+            </w:r>
+            <w:r>
+              <w:rPr>
+                <w:rFonts w:ascii="Times New Roman" w:hAnsi="Times New Roman" w:cs="Times New Roman"/>
+                <w:noProof/>
+                <w:webHidden/>
+                <w:sz w:val="28"/>
+                <w:szCs w:val="28"/>
+              </w:rPr>
+              <w:tab/>
+            </w:r>
+            <w:r>
+              <w:rPr>
+                <w:rFonts w:ascii="Times New Roman" w:hAnsi="Times New Roman" w:cs="Times New Roman"/>
+                <w:noProof/>
+                <w:webHidden/>
+                <w:sz w:val="28"/>
+                <w:szCs w:val="28"/>
+              </w:rPr>
+              <w:fldChar w:fldCharType="begin"/>
+            </w:r>
+            <w:r>
+              <w:rPr>
+                <w:rFonts w:ascii="Times New Roman" w:hAnsi="Times New Roman" w:cs="Times New Roman"/>
+                <w:noProof/>
+                <w:webHidden/>
+                <w:sz w:val="28"/>
+                <w:szCs w:val="28"/>
+              </w:rPr>
+              <w:instrText xml:space="preserve"> PAGEREF _Toc223810173 \h </w:instrText>
+            </w:r>
+            <w:r>
+              <w:rPr>
+                <w:rFonts w:ascii="Times New Roman" w:hAnsi="Times New Roman" w:cs="Times New Roman"/>
+                <w:noProof/>
+                <w:webHidden/>
+                <w:sz w:val="28"/>
+                <w:szCs w:val="28"/>
+              </w:rPr>
+            </w:r>
+            <w:r>
+              <w:rPr>
+                <w:rFonts w:ascii="Times New Roman" w:hAnsi="Times New Roman" w:cs="Times New Roman"/>
+                <w:noProof/>
+                <w:webHidden/>
+                <w:sz w:val="28"/>
+                <w:szCs w:val="28"/>
+              </w:rPr>
+              <w:fldChar w:fldCharType="separate"/>
+            </w:r>
+            <w:r>
+              <w:rPr>
+                <w:rFonts w:ascii="Times New Roman" w:hAnsi="Times New Roman" w:cs="Times New Roman"/>
+                <w:noProof/>
+                <w:webHidden/>
+                <w:sz w:val="28"/>
+                <w:szCs w:val="28"/>
+              </w:rPr>
+              <w:t>11</w:t>
+            </w:r>
+            <w:r>
+              <w:rPr>
+                <w:rFonts w:ascii="Times New Roman" w:hAnsi="Times New Roman" w:cs="Times New Roman"/>
+                <w:noProof/>
+                <w:webHidden/>
+                <w:sz w:val="28"/>
+                <w:szCs w:val="28"/>
+              </w:rPr>
+              <w:fldChar w:fldCharType="end"/>
+            </w:r>
+          </w:hyperlink>
+        </w:p>
+        <w:p>
+          <w:r>
+            <w:rPr>
+              <w:rFonts w:ascii="Times New Roman" w:hAnsi="Times New Roman" w:cs="Times New Roman"/>
+              <w:b/>
+              <w:bCs/>
+              <w:sz w:val="28"/>
+              <w:szCs w:val="28"/>
+            </w:rPr>
+            <w:fldChar w:fldCharType="end"/>
+          </w:r>
+        </w:p>
+      </w:sdtContent>
+    </w:sdt>
+    <w:p/>
+    <w:p>
+      <w:pPr>
         <w:rPr>
           <w:rFonts w:ascii="Times New Roman" w:hAnsi="Times New Roman" w:cs="Times New Roman"/>
           <w:b/>
@@ -59,9 +1580,21 @@
           <w:sz w:val="32"/>
           <w:szCs w:val="32"/>
         </w:rPr>
+      </w:pPr>
+      <w:r>
+        <w:br w:type="page"/>
+      </w:r>
+    </w:p>
+    <w:p>
+      <w:pPr>
+        <w:pStyle w:val="1"/>
+      </w:pPr>
+      <w:bookmarkStart w:id="0" w:name="_Toc223810170"/>
+      <w:r>
         <w:lastRenderedPageBreak/>
         <w:t>Введение</w:t>
       </w:r>
+      <w:bookmarkEnd w:id="0"/>
     </w:p>
     <w:p>
       <w:pPr>
@@ -249,23 +1782,14 @@
     </w:p>
     <w:p>
       <w:pPr>
-        <w:pStyle w:val="default1"/>
-        <w:jc w:val="center"/>
-        <w:rPr>
-          <w:b/>
-          <w:bCs/>
-        </w:rPr>
-      </w:pPr>
-      <w:r>
-        <w:rPr>
-          <w:b/>
-          <w:bCs/>
-          <w:sz w:val="32"/>
-          <w:szCs w:val="32"/>
-        </w:rPr>
+        <w:pStyle w:val="1"/>
+      </w:pPr>
+      <w:bookmarkStart w:id="1" w:name="_Toc223810171"/>
+      <w:r>
         <w:lastRenderedPageBreak/>
         <w:t>Основная часть</w:t>
       </w:r>
+      <w:bookmarkEnd w:id="1"/>
     </w:p>
     <w:p>
       <w:pPr>
@@ -275,7 +1799,12 @@
         <w:t xml:space="preserve">Оценка </w:t>
       </w:r>
       <w:r>
-        <w:t>успешности (эффективности)</w:t>
+        <w:t>ценности</w:t>
+      </w:r>
+      <w:bookmarkStart w:id="2" w:name="_GoBack"/>
+      <w:bookmarkEnd w:id="2"/>
+      <w:r>
+        <w:t xml:space="preserve"> (эффективности)</w:t>
       </w:r>
       <w:r>
         <w:t xml:space="preserve"> </w:t>
@@ -544,8 +2073,11 @@
         <w:ind w:firstLine="0"/>
       </w:pPr>
       <w:r>
+        <w:rPr>
+          <w:noProof/>
+        </w:rPr>
         <w:drawing>
-          <wp:inline distT="0" distB="0" distL="0" distR="0" wp14:anchorId="2BCBD490" wp14:editId="55843258">
+          <wp:inline distT="0" distB="0" distL="0" distR="0" wp14:anchorId="715DD763" wp14:editId="381CE8C7">
             <wp:extent cx="5940425" cy="2887980"/>
             <wp:effectExtent l="0" t="0" r="3175" b="7620"/>
             <wp:docPr id="5" name="Рисунок 5"/>
@@ -560,7 +2092,7 @@
                     <pic:cNvPicPr/>
                   </pic:nvPicPr>
                   <pic:blipFill>
-                    <a:blip r:embed="rId5"/>
+                    <a:blip r:embed="rId8"/>
                     <a:stretch>
                       <a:fillRect/>
                     </a:stretch>
@@ -822,8 +2354,11 @@
         <w:ind w:firstLine="0"/>
       </w:pPr>
       <w:r>
+        <w:rPr>
+          <w:noProof/>
+        </w:rPr>
         <w:drawing>
-          <wp:inline distT="0" distB="0" distL="0" distR="0" wp14:anchorId="73D7E078" wp14:editId="3D0CD3B8">
+          <wp:inline distT="0" distB="0" distL="0" distR="0" wp14:anchorId="481ADEDA" wp14:editId="49E432C0">
             <wp:extent cx="6015713" cy="3328416"/>
             <wp:effectExtent l="0" t="0" r="4445" b="5715"/>
             <wp:docPr id="4" name="Рисунок 4"/>
@@ -838,7 +2373,7 @@
                     <pic:cNvPicPr/>
                   </pic:nvPicPr>
                   <pic:blipFill>
-                    <a:blip r:embed="rId6"/>
+                    <a:blip r:embed="rId9"/>
                     <a:stretch>
                       <a:fillRect/>
                     </a:stretch>
@@ -925,8 +2460,11 @@
         <w:ind w:firstLine="0"/>
       </w:pPr>
       <w:r>
+        <w:rPr>
+          <w:noProof/>
+        </w:rPr>
         <w:drawing>
-          <wp:inline distT="0" distB="0" distL="0" distR="0" wp14:anchorId="07208272" wp14:editId="5672F711">
+          <wp:inline distT="0" distB="0" distL="0" distR="0" wp14:anchorId="527BDC9F" wp14:editId="74CB96AD">
             <wp:extent cx="6029801" cy="2765146"/>
             <wp:effectExtent l="0" t="0" r="0" b="0"/>
             <wp:docPr id="3" name="Рисунок 3"/>
@@ -941,7 +2479,7 @@
                     <pic:cNvPicPr/>
                   </pic:nvPicPr>
                   <pic:blipFill rotWithShape="1">
-                    <a:blip r:embed="rId7"/>
+                    <a:blip r:embed="rId10"/>
                     <a:srcRect t="7063" r="8124"/>
                     <a:stretch/>
                   </pic:blipFill>
@@ -1042,8 +2580,11 @@
         <w:ind w:firstLine="0"/>
       </w:pPr>
       <w:r>
+        <w:rPr>
+          <w:noProof/>
+        </w:rPr>
         <w:drawing>
-          <wp:inline distT="0" distB="0" distL="0" distR="0" wp14:anchorId="637E7DD4" wp14:editId="306472CE">
+          <wp:inline distT="0" distB="0" distL="0" distR="0" wp14:anchorId="41605FA9" wp14:editId="2942B721">
             <wp:extent cx="6343708" cy="1894636"/>
             <wp:effectExtent l="0" t="0" r="0" b="0"/>
             <wp:docPr id="2" name="Рисунок 2"/>
@@ -1058,7 +2599,7 @@
                     <pic:cNvPicPr/>
                   </pic:nvPicPr>
                   <pic:blipFill>
-                    <a:blip r:embed="rId8"/>
+                    <a:blip r:embed="rId11"/>
                     <a:stretch>
                       <a:fillRect/>
                     </a:stretch>
@@ -1089,85 +2630,7 @@
         <w:pStyle w:val="default1"/>
       </w:pPr>
       <w:r>
-        <w:t>Разнообразие методов оценки эффективности внедрения ПО достаточно велико, что</w:t>
-      </w:r>
-      <w:r>
-        <w:t xml:space="preserve"> </w:t>
-      </w:r>
-      <w:r>
-        <w:t>влечет за собой затруднения при выборе подходящего. Общих рекомендаций для</w:t>
-      </w:r>
-      <w:r>
-        <w:t xml:space="preserve"> </w:t>
-      </w:r>
-      <w:r>
-        <w:t>выбора метода не существует, но ориентироваться необходимо на возможности</w:t>
-      </w:r>
-      <w:r>
-        <w:t xml:space="preserve"> </w:t>
-      </w:r>
-      <w:r>
-        <w:t>самих методов оценки эффективности и вытекающие из них преимущества и</w:t>
-      </w:r>
-      <w:r>
-        <w:t xml:space="preserve"> </w:t>
-      </w:r>
-      <w:r>
-        <w:t>недостатки. Например, как показывает практика, применение традиционных</w:t>
-      </w:r>
-      <w:r>
-        <w:t xml:space="preserve"> </w:t>
-      </w:r>
-      <w:r>
-        <w:t>финансовых методов, несмотря на их простоту, приводит к ограниченному</w:t>
-      </w:r>
-      <w:r>
-        <w:t xml:space="preserve"> </w:t>
-      </w:r>
-      <w:r>
-        <w:t>результату, который основан только на финансовом показателе и не учитывает</w:t>
-      </w:r>
-      <w:r>
-        <w:t xml:space="preserve"> </w:t>
-      </w:r>
-      <w:r>
-        <w:t>иные эффекты от внедрения ПО. Наоборот, использование таких методов, как</w:t>
-      </w:r>
-      <w:r>
-        <w:t xml:space="preserve"> </w:t>
-      </w:r>
-      <w:r>
-        <w:t>методы прикладной информационной экономики или системы сбалансированных</w:t>
-      </w:r>
-      <w:r>
-        <w:t xml:space="preserve"> </w:t>
-      </w:r>
-      <w:r>
-        <w:t>показателей, позволяют оценить не только финансовый эффект, но и ряд</w:t>
-      </w:r>
-      <w:r>
-        <w:t xml:space="preserve"> </w:t>
-      </w:r>
-      <w:r>
-        <w:t>качественных результатов, заключающихся, например, в качестве предоставляемых</w:t>
-      </w:r>
-      <w:r>
-        <w:t xml:space="preserve"> </w:t>
-      </w:r>
-      <w:r>
-        <w:t>услуг и производимой продукции. В то же время процесс использования указанных</w:t>
-      </w:r>
-      <w:r>
-        <w:t xml:space="preserve"> </w:t>
-      </w:r>
-      <w:r>
-        <w:t>методов очень сложный, порой требующий привлечения специалистов</w:t>
-      </w:r>
-      <w:r>
-        <w:t xml:space="preserve"> </w:t>
-      </w:r>
-      <w:r>
-        <w:t>консалтинговых фирм.</w:t>
+        <w:t>Разнообразие методов оценки эффективности внедрения ПО достаточно велико, что влечет за собой затруднения при выборе подходящего. Общих рекомендаций для выбора метода не существует, но ориентироваться необходимо на возможности самих методов оценки эффективности и вытекающие из них преимущества и недостатки. Например, как показывает практика, применение традиционных финансовых методов, несмотря на их простоту, приводит к ограниченному результату, который основан только на финансовом показателе и не учитывает иные эффекты от внедрения ПО. Наоборот, использование таких методов, как методы прикладной информационной экономики или системы сбалансированных показателей, позволяют оценить не только финансовый эффект, но и ряд качественных результатов, заключающихся, например, в качестве предоставляемых услуг и производимой продукции. В то же время процесс использования указанных методов очень сложный, порой требующий привлечения специалистов консалтинговых фирм.</w:t>
       </w:r>
     </w:p>
     <w:p>
@@ -1184,24 +2647,48 @@
     </w:p>
     <w:p>
       <w:pPr>
+        <w:pStyle w:val="1"/>
+      </w:pPr>
+      <w:bookmarkStart w:id="3" w:name="_Toc223810172"/>
+      <w:r>
+        <w:lastRenderedPageBreak/>
+        <w:t>Заключение</w:t>
+      </w:r>
+      <w:bookmarkEnd w:id="3"/>
+    </w:p>
+    <w:p>
+      <w:pPr>
         <w:pStyle w:val="default1"/>
-        <w:jc w:val="center"/>
-        <w:rPr>
-          <w:b/>
-          <w:bCs/>
-          <w:sz w:val="32"/>
-          <w:szCs w:val="32"/>
-        </w:rPr>
-      </w:pPr>
-      <w:r>
-        <w:rPr>
-          <w:b/>
-          <w:bCs/>
-          <w:sz w:val="32"/>
-          <w:szCs w:val="32"/>
-        </w:rPr>
-        <w:lastRenderedPageBreak/>
-        <w:t>Вывод</w:t>
+      </w:pPr>
+      <w:r>
+        <w:t xml:space="preserve">Задача определения </w:t>
+      </w:r>
+      <w:r>
+        <w:t>ценности</w:t>
+      </w:r>
+      <w:r>
+        <w:t xml:space="preserve"> </w:t>
+      </w:r>
+      <w:r>
+        <w:rPr>
+          <w:lang w:val="en-US"/>
+        </w:rPr>
+        <w:t>IT</w:t>
+      </w:r>
+      <w:r>
+        <w:t>-</w:t>
+      </w:r>
+      <w:r>
+        <w:t xml:space="preserve">проекта является комплексной задачей, в ходе достижения которой необходимо сформулировать сам критерий </w:t>
+      </w:r>
+      <w:r>
+        <w:t>ценности</w:t>
+      </w:r>
+      <w:r>
+        <w:t>, который может быть применен в конкретном случае и устраивает всех заинтересованных лиц.</w:t>
+      </w:r>
+      <w:r>
+        <w:t xml:space="preserve"> </w:t>
       </w:r>
     </w:p>
     <w:p>
@@ -1209,7 +2696,21 @@
         <w:pStyle w:val="default1"/>
       </w:pPr>
       <w:r>
-        <w:t xml:space="preserve">Задача определения успешности </w:t>
+        <w:t xml:space="preserve">В зависимости от выбранного критерия </w:t>
+      </w:r>
+      <w:r>
+        <w:t>могут быть применены различные метрики,</w:t>
+      </w:r>
+      <w:r>
+        <w:t xml:space="preserve"> которые могут быть классифицированы по виду показателей, по характеру результатов, по количеству показателей.</w:t>
+      </w:r>
+    </w:p>
+    <w:p>
+      <w:pPr>
+        <w:pStyle w:val="default1"/>
+      </w:pPr>
+      <w:r>
+        <w:t xml:space="preserve">Эффект от применения различных метрик и подходов к оценке эффективности ПО зависит от среды эксплуатации </w:t>
       </w:r>
       <w:r>
         <w:rPr>
@@ -1221,43 +2722,6 @@
         <w:t>-</w:t>
       </w:r>
       <w:r>
-        <w:t>проекта является комплексной задачей, в ходе достижения которой необходимо сформулировать сам критерий успешности, который может быть применен в конкретном случае и устраивает всех заинтересованных лиц.</w:t>
-      </w:r>
-      <w:r>
-        <w:t xml:space="preserve"> </w:t>
-      </w:r>
-    </w:p>
-    <w:p>
-      <w:pPr>
-        <w:pStyle w:val="default1"/>
-      </w:pPr>
-      <w:r>
-        <w:t xml:space="preserve">В зависимости от выбранного критерия успешности </w:t>
-      </w:r>
-      <w:r>
-        <w:t>могут быть применены различные метрики успешности,</w:t>
-      </w:r>
-      <w:r>
-        <w:t xml:space="preserve"> которые могут быть классифицированы по виду показателей, по характеру результатов, по количеству показателей.</w:t>
-      </w:r>
-    </w:p>
-    <w:p>
-      <w:pPr>
-        <w:pStyle w:val="default1"/>
-      </w:pPr>
-      <w:r>
-        <w:t xml:space="preserve">Эффект от применения различных метрик и подходов к оценке эффективности ПО зависит от среды эксплуатации </w:t>
-      </w:r>
-      <w:r>
-        <w:rPr>
-          <w:lang w:val="en-US"/>
-        </w:rPr>
-        <w:t>IT</w:t>
-      </w:r>
-      <w:r>
-        <w:t>-</w:t>
-      </w:r>
-      <w:r>
         <w:t>проекта, поэтому при выборе метрик важен высокий уровень экспертизы и коммуникации на предприятии.</w:t>
       </w:r>
     </w:p>
@@ -1268,21 +2732,14 @@
     </w:p>
     <w:p>
       <w:pPr>
-        <w:pStyle w:val="default1"/>
-        <w:jc w:val="center"/>
-        <w:rPr>
-          <w:b/>
-          <w:bCs/>
-        </w:rPr>
-      </w:pPr>
-      <w:r>
-        <w:rPr>
-          <w:b/>
-          <w:bCs/>
-        </w:rPr>
+        <w:pStyle w:val="1"/>
+      </w:pPr>
+      <w:bookmarkStart w:id="4" w:name="_Toc223810173"/>
+      <w:r>
         <w:lastRenderedPageBreak/>
         <w:t>Список литературы</w:t>
       </w:r>
+      <w:bookmarkEnd w:id="4"/>
     </w:p>
     <w:p>
       <w:pPr>
@@ -1375,22 +2832,23 @@
         </w:rPr>
         <w:t xml:space="preserve">4. </w:t>
       </w:r>
-      <w:proofErr w:type="spellStart"/>
       <w:r>
         <w:rPr>
           <w:lang w:val="en-US"/>
         </w:rPr>
-        <w:t>Pshichenko</w:t>
-      </w:r>
-      <w:proofErr w:type="spellEnd"/>
+        <w:t xml:space="preserve">Pshichenko D. DEVELOPING METHODS FOR ASSESSING THE IMPACT OF DIGITAL INNOVATIONS ON THE ECONOMIC EFFICIENCY OF ENTERPRISES: METHODOLOGY FOR MEASURING ROI OF DIGITAL PROJECTS // </w:t>
+      </w:r>
+      <w:r>
+        <w:t>Бюллетень</w:t>
+      </w:r>
       <w:r>
         <w:rPr>
           <w:lang w:val="en-US"/>
         </w:rPr>
-        <w:t xml:space="preserve"> D. DEVELOPING METHODS FOR ASSESSING THE IMPACT OF DIGITAL INNOVATIONS ON THE ECONOMIC EFFICIENCY OF ENTERPRISES: METHODOLOGY FOR MEASURING ROI OF DIGITAL PROJECTS // </w:t>
-      </w:r>
-      <w:r>
-        <w:t>Бюллетень</w:t>
+        <w:t xml:space="preserve"> </w:t>
+      </w:r>
+      <w:r>
+        <w:t>науки</w:t>
       </w:r>
       <w:r>
         <w:rPr>
@@ -1399,7 +2857,7 @@
         <w:t xml:space="preserve"> </w:t>
       </w:r>
       <w:r>
-        <w:t>науки</w:t>
+        <w:t>и</w:t>
       </w:r>
       <w:r>
         <w:rPr>
@@ -1408,21 +2866,12 @@
         <w:t xml:space="preserve"> </w:t>
       </w:r>
       <w:r>
-        <w:t>и</w:t>
+        <w:t>практики</w:t>
       </w:r>
       <w:r>
         <w:rPr>
           <w:lang w:val="en-US"/>
         </w:rPr>
-        <w:t xml:space="preserve"> </w:t>
-      </w:r>
-      <w:r>
-        <w:t>практики</w:t>
-      </w:r>
-      <w:r>
-        <w:rPr>
-          <w:lang w:val="en-US"/>
-        </w:rPr>
         <w:t xml:space="preserve">. </w:t>
       </w:r>
       <w:r>
@@ -1447,13 +2896,8 @@
       <w:r>
         <w:t xml:space="preserve">6. </w:t>
       </w:r>
-      <w:proofErr w:type="spellStart"/>
-      <w:r>
-        <w:t>Тупаев</w:t>
-      </w:r>
-      <w:proofErr w:type="spellEnd"/>
-      <w:r>
-        <w:t xml:space="preserve"> А.Ю. Применение метода совокупного экономического эффекта (TEI) для оценки эффективности проекта на разработку сайта // Экономика и менеджмент инновационных технологий. 2015. № 5 [Электронный ресурс]. URL: </w:t>
+      <w:r>
+        <w:t xml:space="preserve">Тупаев А.Ю. Применение метода совокупного экономического эффекта (TEI) для оценки эффективности проекта на разработку сайта // Экономика и менеджмент инновационных технологий. 2015. № 5 [Электронный ресурс]. URL: </w:t>
       </w:r>
       <w:r>
         <w:t>https://ekonomika.snauka.ru/2015/05/8959</w:t>
@@ -1470,45 +2914,8 @@
         <w:lastRenderedPageBreak/>
         <w:t xml:space="preserve">7. </w:t>
       </w:r>
-      <w:proofErr w:type="spellStart"/>
-      <w:r>
-        <w:t>Bekarev</w:t>
-      </w:r>
-      <w:proofErr w:type="spellEnd"/>
-      <w:r>
-        <w:t xml:space="preserve">, </w:t>
-      </w:r>
-      <w:proofErr w:type="spellStart"/>
-      <w:r>
-        <w:t>Alexander</w:t>
-      </w:r>
-      <w:proofErr w:type="spellEnd"/>
-      <w:r>
-        <w:t xml:space="preserve"> &amp; </w:t>
-      </w:r>
-      <w:proofErr w:type="spellStart"/>
-      <w:r>
-        <w:t>Konovalchikova</w:t>
-      </w:r>
-      <w:proofErr w:type="spellEnd"/>
-      <w:r>
-        <w:t xml:space="preserve">, E. &amp; </w:t>
-      </w:r>
-      <w:proofErr w:type="spellStart"/>
-      <w:r>
-        <w:t>Ivashko</w:t>
-      </w:r>
-      <w:proofErr w:type="spellEnd"/>
-      <w:r>
-        <w:t xml:space="preserve">, </w:t>
-      </w:r>
-      <w:proofErr w:type="spellStart"/>
-      <w:r>
-        <w:t>Evgeny</w:t>
-      </w:r>
-      <w:proofErr w:type="spellEnd"/>
-      <w:r>
-        <w:t>. (2019). Методы оценки эффективности внедрения программного обеспечения.</w:t>
+      <w:r>
+        <w:t>Bekarev, Alexander &amp; Konovalchikova, E. &amp; Ivashko, Evgeny. (2019). Методы оценки эффективности внедрения программного обеспечения.</w:t>
       </w:r>
     </w:p>
     <w:p>
@@ -1536,14 +2943,12 @@
       <w:r>
         <w:t>://</w:t>
       </w:r>
-      <w:proofErr w:type="spellStart"/>
       <w:r>
         <w:rPr>
           <w:lang w:val="en-US"/>
         </w:rPr>
         <w:t>koptelov</w:t>
       </w:r>
-      <w:proofErr w:type="spellEnd"/>
       <w:r>
         <w:t>.</w:t>
       </w:r>
@@ -1556,25 +2961,21 @@
       <w:r>
         <w:t>/</w:t>
       </w:r>
-      <w:proofErr w:type="spellStart"/>
       <w:r>
         <w:rPr>
           <w:lang w:val="en-US"/>
         </w:rPr>
         <w:t>publikatsii</w:t>
       </w:r>
-      <w:proofErr w:type="spellEnd"/>
       <w:r>
         <w:t>/</w:t>
       </w:r>
-      <w:proofErr w:type="spellStart"/>
       <w:r>
         <w:rPr>
           <w:lang w:val="en-US"/>
         </w:rPr>
         <w:t>roi</w:t>
       </w:r>
-      <w:proofErr w:type="spellEnd"/>
       <w:r>
         <w:t>_</w:t>
       </w:r>
@@ -1585,10 +2986,7 @@
         <w:t>it</w:t>
       </w:r>
       <w:r>
-        <w:t>/</w:t>
-      </w:r>
-      <w:r>
-        <w:t xml:space="preserve"> </w:t>
+        <w:t xml:space="preserve">/ </w:t>
       </w:r>
       <w:r>
         <w:t>(дата обращения: 03.03.2026)</w:t>
@@ -1602,6 +3000,56 @@
     </w:sectPr>
   </w:body>
 </w:document>
+</file>
+
+<file path=word/endnotes.xml><?xml version="1.0" encoding="utf-8"?>
+<w:endnotes xmlns:wpc="http://schemas.microsoft.com/office/word/2010/wordprocessingCanvas" xmlns:cx="http://schemas.microsoft.com/office/drawing/2014/chartex" xmlns:cx1="http://schemas.microsoft.com/office/drawing/2015/9/8/chartex" xmlns:cx2="http://schemas.microsoft.com/office/drawing/2015/10/21/chartex" xmlns:cx3="http://schemas.microsoft.com/office/drawing/2016/5/9/chartex" xmlns:cx4="http://schemas.microsoft.com/office/drawing/2016/5/10/chartex" xmlns:cx5="http://schemas.microsoft.com/office/drawing/2016/5/11/chartex" xmlns:cx6="http://schemas.microsoft.com/office/drawing/2016/5/12/chartex" xmlns:cx7="http://schemas.microsoft.com/office/drawing/2016/5/13/chartex" xmlns:cx8="http://schemas.microsoft.com/office/drawing/2016/5/14/chartex" xmlns:mc="http://schemas.openxmlformats.org/markup-compatibility/2006" xmlns:aink="http://schemas.microsoft.com/office/drawing/2016/ink" xmlns:am3d="http://schemas.microsoft.com/office/drawing/2017/model3d" xmlns:o="urn:schemas-microsoft-com:office:office" xmlns:r="http://schemas.openxmlformats.org/officeDocument/2006/relationships" xmlns:m="http://schemas.openxmlformats.org/officeDocument/2006/math" xmlns:v="urn:schemas-microsoft-com:vml" xmlns:wp14="http://schemas.microsoft.com/office/word/2010/wordprocessingDrawing" xmlns:wp="http://schemas.openxmlformats.org/drawingml/2006/wordprocessingDrawing" xmlns:w10="urn:schemas-microsoft-com:office:word" xmlns:w="http://schemas.openxmlformats.org/wordprocessingml/2006/main" xmlns:w14="http://schemas.microsoft.com/office/word/2010/wordml" xmlns:w15="http://schemas.microsoft.com/office/word/2012/wordml" xmlns:w16cex="http://schemas.microsoft.com/office/word/2018/wordml/cex" xmlns:w16cid="http://schemas.microsoft.com/office/word/2016/wordml/cid" xmlns:w16="http://schemas.microsoft.com/office/word/2018/wordml" xmlns:w16se="http://schemas.microsoft.com/office/word/2015/wordml/symex" xmlns:wpg="http://schemas.microsoft.com/office/word/2010/wordprocessingGroup" xmlns:wpi="http://schemas.microsoft.com/office/word/2010/wordprocessingInk" xmlns:wne="http://schemas.microsoft.com/office/word/2006/wordml" xmlns:wps="http://schemas.microsoft.com/office/word/2010/wordprocessingShape" mc:Ignorable="w14 w15 w16se w16cid w16 w16cex wp14">
+  <w:endnote w:type="separator" w:id="-1">
+    <w:p>
+      <w:pPr>
+        <w:spacing w:after="0" w:line="240" w:lineRule="auto"/>
+      </w:pPr>
+      <w:r>
+        <w:separator/>
+      </w:r>
+    </w:p>
+  </w:endnote>
+  <w:endnote w:type="continuationSeparator" w:id="0">
+    <w:p>
+      <w:pPr>
+        <w:spacing w:after="0" w:line="240" w:lineRule="auto"/>
+      </w:pPr>
+      <w:r>
+        <w:continuationSeparator/>
+      </w:r>
+    </w:p>
+  </w:endnote>
+</w:endnotes>
+</file>
+
+<file path=word/footnotes.xml><?xml version="1.0" encoding="utf-8"?>
+<w:footnotes xmlns:wpc="http://schemas.microsoft.com/office/word/2010/wordprocessingCanvas" xmlns:cx="http://schemas.microsoft.com/office/drawing/2014/chartex" xmlns:cx1="http://schemas.microsoft.com/office/drawing/2015/9/8/chartex" xmlns:cx2="http://schemas.microsoft.com/office/drawing/2015/10/21/chartex" xmlns:cx3="http://schemas.microsoft.com/office/drawing/2016/5/9/chartex" xmlns:cx4="http://schemas.microsoft.com/office/drawing/2016/5/10/chartex" xmlns:cx5="http://schemas.microsoft.com/office/drawing/2016/5/11/chartex" xmlns:cx6="http://schemas.microsoft.com/office/drawing/2016/5/12/chartex" xmlns:cx7="http://schemas.microsoft.com/office/drawing/2016/5/13/chartex" xmlns:cx8="http://schemas.microsoft.com/office/drawing/2016/5/14/chartex" xmlns:mc="http://schemas.openxmlformats.org/markup-compatibility/2006" xmlns:aink="http://schemas.microsoft.com/office/drawing/2016/ink" xmlns:am3d="http://schemas.microsoft.com/office/drawing/2017/model3d" xmlns:o="urn:schemas-microsoft-com:office:office" xmlns:r="http://schemas.openxmlformats.org/officeDocument/2006/relationships" xmlns:m="http://schemas.openxmlformats.org/officeDocument/2006/math" xmlns:v="urn:schemas-microsoft-com:vml" xmlns:wp14="http://schemas.microsoft.com/office/word/2010/wordprocessingDrawing" xmlns:wp="http://schemas.openxmlformats.org/drawingml/2006/wordprocessingDrawing" xmlns:w10="urn:schemas-microsoft-com:office:word" xmlns:w="http://schemas.openxmlformats.org/wordprocessingml/2006/main" xmlns:w14="http://schemas.microsoft.com/office/word/2010/wordml" xmlns:w15="http://schemas.microsoft.com/office/word/2012/wordml" xmlns:w16cex="http://schemas.microsoft.com/office/word/2018/wordml/cex" xmlns:w16cid="http://schemas.microsoft.com/office/word/2016/wordml/cid" xmlns:w16="http://schemas.microsoft.com/office/word/2018/wordml" xmlns:w16se="http://schemas.microsoft.com/office/word/2015/wordml/symex" xmlns:wpg="http://schemas.microsoft.com/office/word/2010/wordprocessingGroup" xmlns:wpi="http://schemas.microsoft.com/office/word/2010/wordprocessingInk" xmlns:wne="http://schemas.microsoft.com/office/word/2006/wordml" xmlns:wps="http://schemas.microsoft.com/office/word/2010/wordprocessingShape" mc:Ignorable="w14 w15 w16se w16cid w16 w16cex wp14">
+  <w:footnote w:type="separator" w:id="-1">
+    <w:p>
+      <w:pPr>
+        <w:spacing w:after="0" w:line="240" w:lineRule="auto"/>
+      </w:pPr>
+      <w:r>
+        <w:separator/>
+      </w:r>
+    </w:p>
+  </w:footnote>
+  <w:footnote w:type="continuationSeparator" w:id="0">
+    <w:p>
+      <w:pPr>
+        <w:spacing w:after="0" w:line="240" w:lineRule="auto"/>
+      </w:pPr>
+      <w:r>
+        <w:continuationSeparator/>
+      </w:r>
+    </w:p>
+  </w:footnote>
+</w:footnotes>
 </file>
 
 <file path=word/numbering.xml><?xml version="1.0" encoding="utf-8"?>
@@ -3528,6 +4976,25 @@
     <w:name w:val="Normal"/>
     <w:qFormat/>
   </w:style>
+  <w:style w:type="paragraph" w:styleId="1">
+    <w:name w:val="heading 1"/>
+    <w:basedOn w:val="default1"/>
+    <w:next w:val="a"/>
+    <w:link w:val="10"/>
+    <w:uiPriority w:val="9"/>
+    <w:qFormat/>
+    <w:rsid w:val="00C25145"/>
+    <w:pPr>
+      <w:jc w:val="center"/>
+      <w:outlineLvl w:val="0"/>
+    </w:pPr>
+    <w:rPr>
+      <w:b/>
+      <w:bCs/>
+      <w:sz w:val="32"/>
+      <w:szCs w:val="32"/>
+    </w:rPr>
+  </w:style>
   <w:style w:type="paragraph" w:styleId="3">
     <w:name w:val="heading 3"/>
     <w:basedOn w:val="a"/>
@@ -3568,9 +5035,31 @@
       <w:lang w:eastAsia="ru-RU"/>
     </w:rPr>
   </w:style>
+  <w:style w:type="paragraph" w:styleId="5">
+    <w:name w:val="heading 5"/>
+    <w:basedOn w:val="a"/>
+    <w:next w:val="a"/>
+    <w:link w:val="50"/>
+    <w:uiPriority w:val="9"/>
+    <w:semiHidden/>
+    <w:unhideWhenUsed/>
+    <w:qFormat/>
+    <w:rsid w:val="009266E2"/>
+    <w:pPr>
+      <w:keepNext/>
+      <w:keepLines/>
+      <w:spacing w:before="40" w:after="0"/>
+      <w:outlineLvl w:val="4"/>
+    </w:pPr>
+    <w:rPr>
+      <w:rFonts w:asciiTheme="majorHAnsi" w:eastAsiaTheme="majorEastAsia" w:hAnsiTheme="majorHAnsi" w:cstheme="majorBidi"/>
+      <w:color w:val="2F5496" w:themeColor="accent1" w:themeShade="BF"/>
+    </w:rPr>
+  </w:style>
   <w:style w:type="character" w:default="1" w:styleId="a0">
     <w:name w:val="Default Paragraph Font"/>
     <w:uiPriority w:val="1"/>
+    <w:semiHidden/>
     <w:unhideWhenUsed/>
   </w:style>
   <w:style w:type="table" w:default="1" w:styleId="a1">
@@ -3702,6 +5191,159 @@
       <w:color w:val="605E5C"/>
       <w:shd w:val="clear" w:color="auto" w:fill="E1DFDD"/>
     </w:rPr>
+  </w:style>
+  <w:style w:type="character" w:customStyle="1" w:styleId="10">
+    <w:name w:val="Заголовок 1 Знак"/>
+    <w:basedOn w:val="a0"/>
+    <w:link w:val="1"/>
+    <w:uiPriority w:val="9"/>
+    <w:rsid w:val="00C25145"/>
+    <w:rPr>
+      <w:rFonts w:ascii="Times New Roman" w:hAnsi="Times New Roman" w:cs="Times New Roman"/>
+      <w:b/>
+      <w:bCs/>
+      <w:sz w:val="32"/>
+      <w:szCs w:val="32"/>
+    </w:rPr>
+  </w:style>
+  <w:style w:type="paragraph" w:styleId="a7">
+    <w:name w:val="Body Text"/>
+    <w:basedOn w:val="a"/>
+    <w:link w:val="a8"/>
+    <w:uiPriority w:val="99"/>
+    <w:rsid w:val="00094BFE"/>
+    <w:pPr>
+      <w:widowControl w:val="0"/>
+      <w:autoSpaceDE w:val="0"/>
+      <w:autoSpaceDN w:val="0"/>
+      <w:adjustRightInd w:val="0"/>
+      <w:spacing w:before="1200" w:after="0" w:line="240" w:lineRule="auto"/>
+      <w:jc w:val="center"/>
+    </w:pPr>
+    <w:rPr>
+      <w:rFonts w:ascii="Times New Roman" w:eastAsia="Times New Roman" w:hAnsi="Times New Roman" w:cs="Times New Roman"/>
+      <w:sz w:val="28"/>
+      <w:szCs w:val="28"/>
+      <w:lang w:eastAsia="ru-RU"/>
+    </w:rPr>
+  </w:style>
+  <w:style w:type="character" w:customStyle="1" w:styleId="a8">
+    <w:name w:val="Основной текст Знак"/>
+    <w:basedOn w:val="a0"/>
+    <w:link w:val="a7"/>
+    <w:uiPriority w:val="99"/>
+    <w:rsid w:val="00094BFE"/>
+    <w:rPr>
+      <w:rFonts w:ascii="Times New Roman" w:eastAsia="Times New Roman" w:hAnsi="Times New Roman" w:cs="Times New Roman"/>
+      <w:sz w:val="28"/>
+      <w:szCs w:val="28"/>
+      <w:lang w:eastAsia="ru-RU"/>
+    </w:rPr>
+  </w:style>
+  <w:style w:type="character" w:customStyle="1" w:styleId="50">
+    <w:name w:val="Заголовок 5 Знак"/>
+    <w:basedOn w:val="a0"/>
+    <w:link w:val="5"/>
+    <w:uiPriority w:val="9"/>
+    <w:semiHidden/>
+    <w:rsid w:val="009266E2"/>
+    <w:rPr>
+      <w:rFonts w:asciiTheme="majorHAnsi" w:eastAsiaTheme="majorEastAsia" w:hAnsiTheme="majorHAnsi" w:cstheme="majorBidi"/>
+      <w:color w:val="2F5496" w:themeColor="accent1" w:themeShade="BF"/>
+    </w:rPr>
+  </w:style>
+  <w:style w:type="paragraph" w:styleId="a9">
+    <w:name w:val="header"/>
+    <w:basedOn w:val="a"/>
+    <w:link w:val="aa"/>
+    <w:uiPriority w:val="99"/>
+    <w:unhideWhenUsed/>
+    <w:rsid w:val="009B5F3A"/>
+    <w:pPr>
+      <w:tabs>
+        <w:tab w:val="center" w:pos="4677"/>
+        <w:tab w:val="right" w:pos="9355"/>
+      </w:tabs>
+      <w:spacing w:after="0" w:line="240" w:lineRule="auto"/>
+    </w:pPr>
+  </w:style>
+  <w:style w:type="character" w:customStyle="1" w:styleId="aa">
+    <w:name w:val="Верхний колонтитул Знак"/>
+    <w:basedOn w:val="a0"/>
+    <w:link w:val="a9"/>
+    <w:uiPriority w:val="99"/>
+    <w:rsid w:val="009B5F3A"/>
+  </w:style>
+  <w:style w:type="paragraph" w:styleId="ab">
+    <w:name w:val="footer"/>
+    <w:basedOn w:val="a"/>
+    <w:link w:val="ac"/>
+    <w:uiPriority w:val="99"/>
+    <w:unhideWhenUsed/>
+    <w:rsid w:val="009B5F3A"/>
+    <w:pPr>
+      <w:tabs>
+        <w:tab w:val="center" w:pos="4677"/>
+        <w:tab w:val="right" w:pos="9355"/>
+      </w:tabs>
+      <w:spacing w:after="0" w:line="240" w:lineRule="auto"/>
+    </w:pPr>
+  </w:style>
+  <w:style w:type="character" w:customStyle="1" w:styleId="ac">
+    <w:name w:val="Нижний колонтитул Знак"/>
+    <w:basedOn w:val="a0"/>
+    <w:link w:val="ab"/>
+    <w:uiPriority w:val="99"/>
+    <w:rsid w:val="009B5F3A"/>
+  </w:style>
+  <w:style w:type="paragraph" w:styleId="ad">
+    <w:name w:val="TOC Heading"/>
+    <w:basedOn w:val="1"/>
+    <w:next w:val="a"/>
+    <w:uiPriority w:val="39"/>
+    <w:unhideWhenUsed/>
+    <w:qFormat/>
+    <w:rsid w:val="009B5F3A"/>
+    <w:pPr>
+      <w:keepNext/>
+      <w:keepLines/>
+      <w:spacing w:before="240" w:line="259" w:lineRule="auto"/>
+      <w:ind w:firstLine="0"/>
+      <w:jc w:val="left"/>
+      <w:outlineLvl w:val="9"/>
+    </w:pPr>
+    <w:rPr>
+      <w:rFonts w:asciiTheme="majorHAnsi" w:eastAsiaTheme="majorEastAsia" w:hAnsiTheme="majorHAnsi" w:cstheme="majorBidi"/>
+      <w:b w:val="0"/>
+      <w:bCs w:val="0"/>
+      <w:color w:val="2F5496" w:themeColor="accent1" w:themeShade="BF"/>
+      <w:lang w:eastAsia="ru-RU"/>
+    </w:rPr>
+  </w:style>
+  <w:style w:type="paragraph" w:styleId="11">
+    <w:name w:val="toc 1"/>
+    <w:basedOn w:val="a"/>
+    <w:next w:val="a"/>
+    <w:autoRedefine/>
+    <w:uiPriority w:val="39"/>
+    <w:unhideWhenUsed/>
+    <w:rsid w:val="009B5F3A"/>
+    <w:pPr>
+      <w:spacing w:after="100"/>
+    </w:pPr>
+  </w:style>
+  <w:style w:type="paragraph" w:styleId="31">
+    <w:name w:val="toc 3"/>
+    <w:basedOn w:val="a"/>
+    <w:next w:val="a"/>
+    <w:autoRedefine/>
+    <w:uiPriority w:val="39"/>
+    <w:unhideWhenUsed/>
+    <w:rsid w:val="009B5F3A"/>
+    <w:pPr>
+      <w:spacing w:after="100"/>
+      <w:ind w:left="440"/>
+    </w:pPr>
   </w:style>
 </w:styles>
 </file>
@@ -3999,4 +5641,16 @@
     </a:ext>
   </a:extLst>
 </a:theme>
+</file>
+
+<file path=customXml/item1.xml><?xml version="1.0" encoding="utf-8"?>
+<b:Sources xmlns:b="http://schemas.openxmlformats.org/officeDocument/2006/bibliography" xmlns="http://schemas.openxmlformats.org/officeDocument/2006/bibliography" SelectedStyle="\APASixthEditionOfficeOnline.xsl" StyleName="APA" Version="6"/>
+</file>
+
+<file path=customXml/itemProps1.xml><?xml version="1.0" encoding="utf-8"?>
+<ds:datastoreItem xmlns:ds="http://schemas.openxmlformats.org/officeDocument/2006/customXml" ds:itemID="{491D6F03-A727-4F65-ABDB-D9DF80DD1675}">
+  <ds:schemaRefs>
+    <ds:schemaRef ds:uri="http://schemas.openxmlformats.org/officeDocument/2006/bibliography"/>
+  </ds:schemaRefs>
+</ds:datastoreItem>
 </file>